--- a/templates/HQE_ passaggio_livello_diaria.docx
+++ b/templates/HQE_ passaggio_livello_diaria.docx
@@ -1,6 +1,6 @@
 
 <file path=word/document.xml><?xml version="1.0" encoding="utf-8"?>
-<w:document xmlns:wpc="http://schemas.microsoft.com/office/word/2010/wordprocessingCanvas" xmlns:cx="http://schemas.microsoft.com/office/drawing/2014/chartex" xmlns:cx1="http://schemas.microsoft.com/office/drawing/2015/9/8/chartex" xmlns:cx2="http://schemas.microsoft.com/office/drawing/2015/10/21/chartex" xmlns:cx3="http://schemas.microsoft.com/office/drawing/2016/5/9/chartex" xmlns:cx4="http://schemas.microsoft.com/office/drawing/2016/5/10/chartex" xmlns:cx5="http://schemas.microsoft.com/office/drawing/2016/5/11/chartex" xmlns:cx6="http://schemas.microsoft.com/office/drawing/2016/5/12/chartex" xmlns:cx7="http://schemas.microsoft.com/office/drawing/2016/5/13/chartex" xmlns:cx8="http://schemas.microsoft.com/office/drawing/2016/5/14/chartex" xmlns:mc="http://schemas.openxmlformats.org/markup-compatibility/2006" xmlns:aink="http://schemas.microsoft.com/office/drawing/2016/ink" xmlns:am3d="http://schemas.microsoft.com/office/drawing/2017/model3d" xmlns:o="urn:schemas-microsoft-com:office:office" xmlns:r="http://schemas.openxmlformats.org/officeDocument/2006/relationships" xmlns:m="http://schemas.openxmlformats.org/officeDocument/2006/math" xmlns:v="urn:schemas-microsoft-com:vml" xmlns:wp14="http://schemas.microsoft.com/office/word/2010/wordprocessingDrawing" xmlns:wp="http://schemas.openxmlformats.org/drawingml/2006/wordprocessingDrawing" xmlns:w10="urn:schemas-microsoft-com:office:word" xmlns:w="http://schemas.openxmlformats.org/wordprocessingml/2006/main" xmlns:w14="http://schemas.microsoft.com/office/word/2010/wordml" xmlns:w15="http://schemas.microsoft.com/office/word/2012/wordml" xmlns:w16cex="http://schemas.microsoft.com/office/word/2018/wordml/cex" xmlns:w16cid="http://schemas.microsoft.com/office/word/2016/wordml/cid" xmlns:w16="http://schemas.microsoft.com/office/word/2018/wordml" xmlns:w16sdtdh="http://schemas.microsoft.com/office/word/2020/wordml/sdtdatahash" xmlns:w16se="http://schemas.microsoft.com/office/word/2015/wordml/symex" xmlns:wpg="http://schemas.microsoft.com/office/word/2010/wordprocessingGroup" xmlns:wpi="http://schemas.microsoft.com/office/word/2010/wordprocessingInk" xmlns:wne="http://schemas.microsoft.com/office/word/2006/wordml" xmlns:wps="http://schemas.microsoft.com/office/word/2010/wordprocessingShape" mc:Ignorable="w14 w15 w16se w16cid w16 w16cex w16sdtdh wp14">
+<w:document xmlns:wpc="http://schemas.microsoft.com/office/word/2010/wordprocessingCanvas" xmlns:cx="http://schemas.microsoft.com/office/drawing/2014/chartex" xmlns:cx1="http://schemas.microsoft.com/office/drawing/2015/9/8/chartex" xmlns:cx2="http://schemas.microsoft.com/office/drawing/2015/10/21/chartex" xmlns:cx3="http://schemas.microsoft.com/office/drawing/2016/5/9/chartex" xmlns:cx4="http://schemas.microsoft.com/office/drawing/2016/5/10/chartex" xmlns:cx5="http://schemas.microsoft.com/office/drawing/2016/5/11/chartex" xmlns:cx6="http://schemas.microsoft.com/office/drawing/2016/5/12/chartex" xmlns:cx7="http://schemas.microsoft.com/office/drawing/2016/5/13/chartex" xmlns:cx8="http://schemas.microsoft.com/office/drawing/2016/5/14/chartex" xmlns:mc="http://schemas.openxmlformats.org/markup-compatibility/2006" xmlns:aink="http://schemas.microsoft.com/office/drawing/2016/ink" xmlns:am3d="http://schemas.microsoft.com/office/drawing/2017/model3d" xmlns:o="urn:schemas-microsoft-com:office:office" xmlns:oel="http://schemas.microsoft.com/office/2019/extlst" xmlns:r="http://schemas.openxmlformats.org/officeDocument/2006/relationships" xmlns:m="http://schemas.openxmlformats.org/officeDocument/2006/math" xmlns:v="urn:schemas-microsoft-com:vml" xmlns:wp14="http://schemas.microsoft.com/office/word/2010/wordprocessingDrawing" xmlns:wp="http://schemas.openxmlformats.org/drawingml/2006/wordprocessingDrawing" xmlns:w10="urn:schemas-microsoft-com:office:word" xmlns:w="http://schemas.openxmlformats.org/wordprocessingml/2006/main" xmlns:w14="http://schemas.microsoft.com/office/word/2010/wordml" xmlns:w15="http://schemas.microsoft.com/office/word/2012/wordml" xmlns:w16cex="http://schemas.microsoft.com/office/word/2018/wordml/cex" xmlns:w16cid="http://schemas.microsoft.com/office/word/2016/wordml/cid" xmlns:w16="http://schemas.microsoft.com/office/word/2018/wordml" xmlns:w16du="http://schemas.microsoft.com/office/word/2023/wordml/word16du" xmlns:w16sdtdh="http://schemas.microsoft.com/office/word/2020/wordml/sdtdatahash" xmlns:w16sdtfl="http://schemas.microsoft.com/office/word/2024/wordml/sdtformatlock" xmlns:w16se="http://schemas.microsoft.com/office/word/2015/wordml/symex" xmlns:wpg="http://schemas.microsoft.com/office/word/2010/wordprocessingGroup" xmlns:wpi="http://schemas.microsoft.com/office/word/2010/wordprocessingInk" xmlns:wne="http://schemas.microsoft.com/office/word/2006/wordml" xmlns:wps="http://schemas.microsoft.com/office/word/2010/wordprocessingShape" mc:Ignorable="w14 w15 w16se w16cid w16 w16cex w16sdtdh w16sdtfl w16du wp14">
   <w:body>
     <w:p>
       <w:pPr>
@@ -53,8 +53,10 @@
         <w:rPr>
           <w:rFonts w:ascii="Bookman Old Style" w:hAnsi="Bookman Old Style"/>
           <w:b/>
-          <w:sz w:val="22"/>
-          <w:szCs w:val="22"/>
+          <w:vanish/>
+          <w:sz w:val="22"/>
+          <w:szCs w:val="22"/>
+          <w:specVanish/>
         </w:rPr>
       </w:pPr>
       <w:r>
@@ -64,7 +66,7 @@
           <w:sz w:val="22"/>
           <w:szCs w:val="22"/>
         </w:rPr>
-        <w:t xml:space="preserve">                        </w:t>
+        <w:t xml:space="preserve">                       </w:t>
       </w:r>
       <w:r>
         <w:rPr>
@@ -72,9 +74,27 @@
           <w:b/>
           <w:sz w:val="22"/>
           <w:szCs w:val="22"/>
+        </w:rPr>
+        <w:t>{{</w:t>
+      </w:r>
+      <w:r>
+        <w:rPr>
+          <w:rFonts w:ascii="Bookman Old Style" w:hAnsi="Bookman Old Style"/>
+          <w:b/>
+          <w:sz w:val="22"/>
+          <w:szCs w:val="22"/>
           <w:highlight w:val="yellow"/>
         </w:rPr>
         <w:t>BAGGIO ROBERTO</w:t>
+      </w:r>
+      <w:r>
+        <w:rPr>
+          <w:rFonts w:ascii="Bookman Old Style" w:hAnsi="Bookman Old Style"/>
+          <w:b/>
+          <w:sz w:val="22"/>
+          <w:szCs w:val="22"/>
+        </w:rPr>
+        <w:t>}}</w:t>
       </w:r>
       <w:r>
         <w:rPr>
@@ -94,6 +114,14 @@
           <w:szCs w:val="22"/>
         </w:rPr>
       </w:pPr>
+      <w:r>
+        <w:rPr>
+          <w:rFonts w:ascii="Bookman Old Style" w:hAnsi="Bookman Old Style"/>
+          <w:sz w:val="22"/>
+          <w:szCs w:val="22"/>
+        </w:rPr>
+        <w:t xml:space="preserve"> </w:t>
+      </w:r>
     </w:p>
     <w:p>
       <w:pPr>
@@ -121,32 +149,6 @@
           <w:szCs w:val="22"/>
         </w:rPr>
       </w:pPr>
-      <w:r>
-        <w:rPr>
-          <w:rFonts w:ascii="Bookman Old Style" w:hAnsi="Bookman Old Style"/>
-          <w:sz w:val="22"/>
-          <w:szCs w:val="22"/>
-        </w:rPr>
-        <w:t xml:space="preserve">Milano, </w:t>
-      </w:r>
-      <w:r>
-        <w:rPr>
-          <w:rFonts w:ascii="Bookman Old Style" w:hAnsi="Bookman Old Style"/>
-          <w:sz w:val="22"/>
-          <w:szCs w:val="22"/>
-          <w:highlight w:val="yellow"/>
-        </w:rPr>
-        <w:t>24</w:t>
-      </w:r>
-      <w:r>
-        <w:rPr>
-          <w:rFonts w:ascii="Bookman Old Style" w:hAnsi="Bookman Old Style"/>
-          <w:sz w:val="22"/>
-          <w:szCs w:val="22"/>
-          <w:highlight w:val="yellow"/>
-        </w:rPr>
-        <w:t>.04.2026</w:t>
-      </w:r>
     </w:p>
     <w:p>
       <w:pPr>
@@ -156,39 +158,92 @@
           <w:szCs w:val="22"/>
         </w:rPr>
       </w:pPr>
+      <w:r>
+        <w:rPr>
+          <w:rFonts w:ascii="Bookman Old Style" w:hAnsi="Bookman Old Style"/>
+          <w:sz w:val="22"/>
+          <w:szCs w:val="22"/>
+        </w:rPr>
+        <w:t xml:space="preserve">Milano, </w:t>
+      </w:r>
+      <w:r>
+        <w:rPr>
+          <w:rFonts w:ascii="Bookman Old Style" w:hAnsi="Bookman Old Style"/>
+          <w:b/>
+          <w:sz w:val="22"/>
+          <w:szCs w:val="22"/>
+        </w:rPr>
+        <w:t>{{</w:t>
+      </w:r>
+      <w:r>
+        <w:rPr>
+          <w:rFonts w:ascii="Bookman Old Style" w:hAnsi="Bookman Old Style"/>
+          <w:sz w:val="22"/>
+          <w:szCs w:val="22"/>
+          <w:highlight w:val="yellow"/>
+        </w:rPr>
+        <w:t>24</w:t>
+      </w:r>
+      <w:r>
+        <w:rPr>
+          <w:rFonts w:ascii="Bookman Old Style" w:hAnsi="Bookman Old Style"/>
+          <w:sz w:val="22"/>
+          <w:szCs w:val="22"/>
+          <w:highlight w:val="yellow"/>
+        </w:rPr>
+        <w:t>.04.2026</w:t>
+      </w:r>
+      <w:r>
+        <w:rPr>
+          <w:rFonts w:ascii="Bookman Old Style" w:hAnsi="Bookman Old Style"/>
+          <w:b/>
+          <w:sz w:val="22"/>
+          <w:szCs w:val="22"/>
+        </w:rPr>
+        <w:t>}}</w:t>
+      </w:r>
     </w:p>
     <w:p>
       <w:pPr>
         <w:rPr>
           <w:rFonts w:ascii="Bookman Old Style" w:hAnsi="Bookman Old Style"/>
-          <w:b/>
-          <w:sz w:val="22"/>
-          <w:szCs w:val="22"/>
-          <w:u w:val="single"/>
-        </w:rPr>
-      </w:pPr>
-      <w:r>
-        <w:rPr>
-          <w:rFonts w:ascii="Bookman Old Style" w:hAnsi="Bookman Old Style"/>
-          <w:b/>
-          <w:sz w:val="22"/>
-          <w:szCs w:val="22"/>
-          <w:u w:val="single"/>
-        </w:rPr>
-        <w:t>OGGETTO: VARIAZIONE LIVELLO</w:t>
-      </w:r>
+          <w:sz w:val="22"/>
+          <w:szCs w:val="22"/>
+        </w:rPr>
+      </w:pPr>
     </w:p>
     <w:p>
       <w:pPr>
         <w:rPr>
           <w:rFonts w:ascii="Bookman Old Style" w:hAnsi="Bookman Old Style"/>
-          <w:sz w:val="22"/>
-          <w:szCs w:val="22"/>
-        </w:rPr>
-      </w:pPr>
+          <w:b/>
+          <w:sz w:val="22"/>
+          <w:szCs w:val="22"/>
+          <w:u w:val="single"/>
+        </w:rPr>
+      </w:pPr>
+      <w:r>
+        <w:rPr>
+          <w:rFonts w:ascii="Bookman Old Style" w:hAnsi="Bookman Old Style"/>
+          <w:b/>
+          <w:sz w:val="22"/>
+          <w:szCs w:val="22"/>
+          <w:u w:val="single"/>
+        </w:rPr>
+        <w:t>OGGETTO: VARIAZIONE LIVELLO</w:t>
+      </w:r>
     </w:p>
     <w:p>
       <w:pPr>
+        <w:rPr>
+          <w:rFonts w:ascii="Bookman Old Style" w:hAnsi="Bookman Old Style"/>
+          <w:sz w:val="22"/>
+          <w:szCs w:val="22"/>
+        </w:rPr>
+      </w:pPr>
+    </w:p>
+    <w:p>
+      <w:pPr>
         <w:ind w:firstLine="720"/>
         <w:jc w:val="both"/>
         <w:rPr>
@@ -218,9 +273,35 @@
           <w:rFonts w:ascii="Bookman Old Style" w:hAnsi="Bookman Old Style"/>
           <w:sz w:val="22"/>
           <w:szCs w:val="22"/>
+        </w:rPr>
+        <w:t>{{</w:t>
+      </w:r>
+      <w:r>
+        <w:rPr>
+          <w:rFonts w:ascii="Bookman Old Style" w:hAnsi="Bookman Old Style"/>
+          <w:sz w:val="22"/>
+          <w:szCs w:val="22"/>
           <w:highlight w:val="yellow"/>
         </w:rPr>
-        <w:t>3° a 2°.</w:t>
+        <w:t>3° a 2°</w:t>
+      </w:r>
+      <w:r>
+        <w:rPr>
+          <w:rFonts w:ascii="Bookman Old Style" w:hAnsi="Bookman Old Style"/>
+          <w:b/>
+          <w:sz w:val="22"/>
+          <w:szCs w:val="22"/>
+        </w:rPr>
+        <w:t>}}</w:t>
+      </w:r>
+      <w:r>
+        <w:rPr>
+          <w:rFonts w:ascii="Bookman Old Style" w:hAnsi="Bookman Old Style"/>
+          <w:b/>
+          <w:sz w:val="22"/>
+          <w:szCs w:val="22"/>
+        </w:rPr>
+        <w:t>.</w:t>
       </w:r>
     </w:p>
     <w:p>
@@ -257,6 +338,14 @@
           <w:rFonts w:ascii="Bookman Old Style" w:hAnsi="Bookman Old Style"/>
           <w:sz w:val="22"/>
           <w:szCs w:val="22"/>
+        </w:rPr>
+        <w:t>{{</w:t>
+      </w:r>
+      <w:r>
+        <w:rPr>
+          <w:rFonts w:ascii="Bookman Old Style" w:hAnsi="Bookman Old Style"/>
+          <w:sz w:val="22"/>
+          <w:szCs w:val="22"/>
           <w:highlight w:val="yellow"/>
         </w:rPr>
         <w:t xml:space="preserve">01 </w:t>
@@ -277,7 +366,15 @@
           <w:szCs w:val="22"/>
           <w:highlight w:val="yellow"/>
         </w:rPr>
-        <w:t xml:space="preserve"> 2026.</w:t>
+        <w:t xml:space="preserve"> 2026</w:t>
+      </w:r>
+      <w:r>
+        <w:rPr>
+          <w:rFonts w:ascii="Bookman Old Style" w:hAnsi="Bookman Old Style"/>
+          <w:sz w:val="22"/>
+          <w:szCs w:val="22"/>
+        </w:rPr>
+        <w:t>}}.</w:t>
       </w:r>
     </w:p>
     <w:p>
@@ -330,6 +427,14 @@
           <w:rFonts w:ascii="Bookman Old Style" w:hAnsi="Bookman Old Style"/>
           <w:sz w:val="22"/>
           <w:szCs w:val="22"/>
+        </w:rPr>
+        <w:t>{{</w:t>
+      </w:r>
+      <w:r>
+        <w:rPr>
+          <w:rFonts w:ascii="Bookman Old Style" w:hAnsi="Bookman Old Style"/>
+          <w:sz w:val="22"/>
+          <w:szCs w:val="22"/>
           <w:highlight w:val="yellow"/>
         </w:rPr>
         <w:t xml:space="preserve">€ </w:t>
@@ -342,6 +447,14 @@
           <w:highlight w:val="yellow"/>
         </w:rPr>
         <w:t>00.000,00</w:t>
+      </w:r>
+      <w:r>
+        <w:rPr>
+          <w:rFonts w:ascii="Bookman Old Style" w:hAnsi="Bookman Old Style"/>
+          <w:sz w:val="22"/>
+          <w:szCs w:val="22"/>
+        </w:rPr>
+        <w:t>}}</w:t>
       </w:r>
     </w:p>
     <w:p>
@@ -405,23 +518,13 @@
           <w:szCs w:val="22"/>
         </w:rPr>
       </w:pPr>
-      <w:proofErr w:type="spellStart"/>
-      <w:r>
-        <w:rPr>
-          <w:rFonts w:ascii="Bookman Old Style" w:hAnsi="Bookman Old Style"/>
-          <w:sz w:val="22"/>
-          <w:szCs w:val="22"/>
-        </w:rPr>
-        <w:t>Nell’augurarLe</w:t>
-      </w:r>
-      <w:proofErr w:type="spellEnd"/>
-      <w:r>
-        <w:rPr>
-          <w:rFonts w:ascii="Bookman Old Style" w:hAnsi="Bookman Old Style"/>
-          <w:sz w:val="22"/>
-          <w:szCs w:val="22"/>
-        </w:rPr>
-        <w:t xml:space="preserve"> una proficua e reciproca collaborazione, La preghiamo di renderci copia della presente firmata in segno di benestare ed accettazione. </w:t>
+      <w:r>
+        <w:rPr>
+          <w:rFonts w:ascii="Bookman Old Style" w:hAnsi="Bookman Old Style"/>
+          <w:sz w:val="22"/>
+          <w:szCs w:val="22"/>
+        </w:rPr>
+        <w:t xml:space="preserve">Nell’augurarLe una proficua e reciproca collaborazione, La preghiamo di renderci copia della presente firmata in segno di benestare ed accettazione. </w:t>
       </w:r>
     </w:p>
     <w:p>
@@ -545,7 +648,7 @@
         </w:rPr>
       </w:pPr>
       <w:r>
-        <w:pict>
+        <w:pict w14:anchorId="11D18DFF">
           <v:shapetype id="_x0000_t75" coordsize="21600,21600" o:spt="75" o:preferrelative="t" path="m@4@5l@4@11@9@11@9@5xe" filled="f" stroked="f">
             <v:stroke joinstyle="miter"/>
             <v:formulas>
@@ -601,6 +704,14 @@
           <w:rFonts w:ascii="Bookman Old Style" w:hAnsi="Bookman Old Style"/>
           <w:sz w:val="22"/>
           <w:szCs w:val="22"/>
+        </w:rPr>
+        <w:t>{{</w:t>
+      </w:r>
+      <w:r>
+        <w:rPr>
+          <w:rFonts w:ascii="Bookman Old Style" w:hAnsi="Bookman Old Style"/>
+          <w:sz w:val="22"/>
+          <w:szCs w:val="22"/>
           <w:highlight w:val="yellow"/>
         </w:rPr>
         <w:t>BAGGIO ROBERTO</w:t>
@@ -611,7 +722,7 @@
           <w:sz w:val="22"/>
           <w:szCs w:val="22"/>
         </w:rPr>
-        <w:t xml:space="preserve"> </w:t>
+        <w:t>}}</w:t>
       </w:r>
     </w:p>
     <w:p>
@@ -651,7 +762,7 @@
 </file>
 
 <file path=word/endnotes.xml><?xml version="1.0" encoding="utf-8"?>
-<w:endnotes xmlns:wpc="http://schemas.microsoft.com/office/word/2010/wordprocessingCanvas" xmlns:cx="http://schemas.microsoft.com/office/drawing/2014/chartex" xmlns:cx1="http://schemas.microsoft.com/office/drawing/2015/9/8/chartex" xmlns:cx2="http://schemas.microsoft.com/office/drawing/2015/10/21/chartex" xmlns:cx3="http://schemas.microsoft.com/office/drawing/2016/5/9/chartex" xmlns:cx4="http://schemas.microsoft.com/office/drawing/2016/5/10/chartex" xmlns:cx5="http://schemas.microsoft.com/office/drawing/2016/5/11/chartex" xmlns:cx6="http://schemas.microsoft.com/office/drawing/2016/5/12/chartex" xmlns:cx7="http://schemas.microsoft.com/office/drawing/2016/5/13/chartex" xmlns:cx8="http://schemas.microsoft.com/office/drawing/2016/5/14/chartex" xmlns:mc="http://schemas.openxmlformats.org/markup-compatibility/2006" xmlns:aink="http://schemas.microsoft.com/office/drawing/2016/ink" xmlns:am3d="http://schemas.microsoft.com/office/drawing/2017/model3d" xmlns:o="urn:schemas-microsoft-com:office:office" xmlns:r="http://schemas.openxmlformats.org/officeDocument/2006/relationships" xmlns:m="http://schemas.openxmlformats.org/officeDocument/2006/math" xmlns:v="urn:schemas-microsoft-com:vml" xmlns:wp14="http://schemas.microsoft.com/office/word/2010/wordprocessingDrawing" xmlns:wp="http://schemas.openxmlformats.org/drawingml/2006/wordprocessingDrawing" xmlns:w10="urn:schemas-microsoft-com:office:word" xmlns:w="http://schemas.openxmlformats.org/wordprocessingml/2006/main" xmlns:w14="http://schemas.microsoft.com/office/word/2010/wordml" xmlns:w15="http://schemas.microsoft.com/office/word/2012/wordml" xmlns:w16cex="http://schemas.microsoft.com/office/word/2018/wordml/cex" xmlns:w16cid="http://schemas.microsoft.com/office/word/2016/wordml/cid" xmlns:w16="http://schemas.microsoft.com/office/word/2018/wordml" xmlns:w16sdtdh="http://schemas.microsoft.com/office/word/2020/wordml/sdtdatahash" xmlns:w16se="http://schemas.microsoft.com/office/word/2015/wordml/symex" xmlns:wpg="http://schemas.microsoft.com/office/word/2010/wordprocessingGroup" xmlns:wpi="http://schemas.microsoft.com/office/word/2010/wordprocessingInk" xmlns:wne="http://schemas.microsoft.com/office/word/2006/wordml" xmlns:wps="http://schemas.microsoft.com/office/word/2010/wordprocessingShape" mc:Ignorable="w14 w15 w16se w16cid w16 w16cex w16sdtdh wp14">
+<w:endnotes xmlns:wpc="http://schemas.microsoft.com/office/word/2010/wordprocessingCanvas" xmlns:cx="http://schemas.microsoft.com/office/drawing/2014/chartex" xmlns:cx1="http://schemas.microsoft.com/office/drawing/2015/9/8/chartex" xmlns:cx2="http://schemas.microsoft.com/office/drawing/2015/10/21/chartex" xmlns:cx3="http://schemas.microsoft.com/office/drawing/2016/5/9/chartex" xmlns:cx4="http://schemas.microsoft.com/office/drawing/2016/5/10/chartex" xmlns:cx5="http://schemas.microsoft.com/office/drawing/2016/5/11/chartex" xmlns:cx6="http://schemas.microsoft.com/office/drawing/2016/5/12/chartex" xmlns:cx7="http://schemas.microsoft.com/office/drawing/2016/5/13/chartex" xmlns:cx8="http://schemas.microsoft.com/office/drawing/2016/5/14/chartex" xmlns:mc="http://schemas.openxmlformats.org/markup-compatibility/2006" xmlns:aink="http://schemas.microsoft.com/office/drawing/2016/ink" xmlns:am3d="http://schemas.microsoft.com/office/drawing/2017/model3d" xmlns:o="urn:schemas-microsoft-com:office:office" xmlns:oel="http://schemas.microsoft.com/office/2019/extlst" xmlns:r="http://schemas.openxmlformats.org/officeDocument/2006/relationships" xmlns:m="http://schemas.openxmlformats.org/officeDocument/2006/math" xmlns:v="urn:schemas-microsoft-com:vml" xmlns:wp14="http://schemas.microsoft.com/office/word/2010/wordprocessingDrawing" xmlns:wp="http://schemas.openxmlformats.org/drawingml/2006/wordprocessingDrawing" xmlns:w10="urn:schemas-microsoft-com:office:word" xmlns:w="http://schemas.openxmlformats.org/wordprocessingml/2006/main" xmlns:w14="http://schemas.microsoft.com/office/word/2010/wordml" xmlns:w15="http://schemas.microsoft.com/office/word/2012/wordml" xmlns:w16cex="http://schemas.microsoft.com/office/word/2018/wordml/cex" xmlns:w16cid="http://schemas.microsoft.com/office/word/2016/wordml/cid" xmlns:w16="http://schemas.microsoft.com/office/word/2018/wordml" xmlns:w16du="http://schemas.microsoft.com/office/word/2023/wordml/word16du" xmlns:w16sdtdh="http://schemas.microsoft.com/office/word/2020/wordml/sdtdatahash" xmlns:w16sdtfl="http://schemas.microsoft.com/office/word/2024/wordml/sdtformatlock" xmlns:w16se="http://schemas.microsoft.com/office/word/2015/wordml/symex" xmlns:wpg="http://schemas.microsoft.com/office/word/2010/wordprocessingGroup" xmlns:wpi="http://schemas.microsoft.com/office/word/2010/wordprocessingInk" xmlns:wne="http://schemas.microsoft.com/office/word/2006/wordml" xmlns:wps="http://schemas.microsoft.com/office/word/2010/wordprocessingShape" mc:Ignorable="w14 w15 w16se w16cid w16 w16cex w16sdtdh w16sdtfl w16du wp14">
   <w:endnote w:type="separator" w:id="-1">
     <w:p>
       <w:r>
@@ -670,10 +781,10 @@
 </file>
 
 <file path=word/footer1.xml><?xml version="1.0" encoding="utf-8"?>
-<w:ftr xmlns:wpc="http://schemas.microsoft.com/office/word/2010/wordprocessingCanvas" xmlns:cx="http://schemas.microsoft.com/office/drawing/2014/chartex" xmlns:cx1="http://schemas.microsoft.com/office/drawing/2015/9/8/chartex" xmlns:cx2="http://schemas.microsoft.com/office/drawing/2015/10/21/chartex" xmlns:cx3="http://schemas.microsoft.com/office/drawing/2016/5/9/chartex" xmlns:cx4="http://schemas.microsoft.com/office/drawing/2016/5/10/chartex" xmlns:cx5="http://schemas.microsoft.com/office/drawing/2016/5/11/chartex" xmlns:cx6="http://schemas.microsoft.com/office/drawing/2016/5/12/chartex" xmlns:cx7="http://schemas.microsoft.com/office/drawing/2016/5/13/chartex" xmlns:cx8="http://schemas.microsoft.com/office/drawing/2016/5/14/chartex" xmlns:mc="http://schemas.openxmlformats.org/markup-compatibility/2006" xmlns:aink="http://schemas.microsoft.com/office/drawing/2016/ink" xmlns:am3d="http://schemas.microsoft.com/office/drawing/2017/model3d" xmlns:o="urn:schemas-microsoft-com:office:office" xmlns:r="http://schemas.openxmlformats.org/officeDocument/2006/relationships" xmlns:m="http://schemas.openxmlformats.org/officeDocument/2006/math" xmlns:v="urn:schemas-microsoft-com:vml" xmlns:wp14="http://schemas.microsoft.com/office/word/2010/wordprocessingDrawing" xmlns:wp="http://schemas.openxmlformats.org/drawingml/2006/wordprocessingDrawing" xmlns:w10="urn:schemas-microsoft-com:office:word" xmlns:w="http://schemas.openxmlformats.org/wordprocessingml/2006/main" xmlns:w14="http://schemas.microsoft.com/office/word/2010/wordml" xmlns:w15="http://schemas.microsoft.com/office/word/2012/wordml" xmlns:w16cex="http://schemas.microsoft.com/office/word/2018/wordml/cex" xmlns:w16cid="http://schemas.microsoft.com/office/word/2016/wordml/cid" xmlns:w16="http://schemas.microsoft.com/office/word/2018/wordml" xmlns:w16sdtdh="http://schemas.microsoft.com/office/word/2020/wordml/sdtdatahash" xmlns:w16se="http://schemas.microsoft.com/office/word/2015/wordml/symex" xmlns:wpg="http://schemas.microsoft.com/office/word/2010/wordprocessingGroup" xmlns:wpi="http://schemas.microsoft.com/office/word/2010/wordprocessingInk" xmlns:wne="http://schemas.microsoft.com/office/word/2006/wordml" xmlns:wps="http://schemas.microsoft.com/office/word/2010/wordprocessingShape" mc:Ignorable="w14 w15 w16se w16cid w16 w16cex w16sdtdh wp14">
+<w:ftr xmlns:wpc="http://schemas.microsoft.com/office/word/2010/wordprocessingCanvas" xmlns:cx="http://schemas.microsoft.com/office/drawing/2014/chartex" xmlns:cx1="http://schemas.microsoft.com/office/drawing/2015/9/8/chartex" xmlns:cx2="http://schemas.microsoft.com/office/drawing/2015/10/21/chartex" xmlns:cx3="http://schemas.microsoft.com/office/drawing/2016/5/9/chartex" xmlns:cx4="http://schemas.microsoft.com/office/drawing/2016/5/10/chartex" xmlns:cx5="http://schemas.microsoft.com/office/drawing/2016/5/11/chartex" xmlns:cx6="http://schemas.microsoft.com/office/drawing/2016/5/12/chartex" xmlns:cx7="http://schemas.microsoft.com/office/drawing/2016/5/13/chartex" xmlns:cx8="http://schemas.microsoft.com/office/drawing/2016/5/14/chartex" xmlns:mc="http://schemas.openxmlformats.org/markup-compatibility/2006" xmlns:aink="http://schemas.microsoft.com/office/drawing/2016/ink" xmlns:am3d="http://schemas.microsoft.com/office/drawing/2017/model3d" xmlns:o="urn:schemas-microsoft-com:office:office" xmlns:oel="http://schemas.microsoft.com/office/2019/extlst" xmlns:r="http://schemas.openxmlformats.org/officeDocument/2006/relationships" xmlns:m="http://schemas.openxmlformats.org/officeDocument/2006/math" xmlns:v="urn:schemas-microsoft-com:vml" xmlns:wp14="http://schemas.microsoft.com/office/word/2010/wordprocessingDrawing" xmlns:wp="http://schemas.openxmlformats.org/drawingml/2006/wordprocessingDrawing" xmlns:w10="urn:schemas-microsoft-com:office:word" xmlns:w="http://schemas.openxmlformats.org/wordprocessingml/2006/main" xmlns:w14="http://schemas.microsoft.com/office/word/2010/wordml" xmlns:w15="http://schemas.microsoft.com/office/word/2012/wordml" xmlns:w16cex="http://schemas.microsoft.com/office/word/2018/wordml/cex" xmlns:w16cid="http://schemas.microsoft.com/office/word/2016/wordml/cid" xmlns:w16="http://schemas.microsoft.com/office/word/2018/wordml" xmlns:w16du="http://schemas.microsoft.com/office/word/2023/wordml/word16du" xmlns:w16sdtdh="http://schemas.microsoft.com/office/word/2020/wordml/sdtdatahash" xmlns:w16sdtfl="http://schemas.microsoft.com/office/word/2024/wordml/sdtformatlock" xmlns:w16se="http://schemas.microsoft.com/office/word/2015/wordml/symex" xmlns:wpg="http://schemas.microsoft.com/office/word/2010/wordprocessingGroup" xmlns:wpi="http://schemas.microsoft.com/office/word/2010/wordprocessingInk" xmlns:wne="http://schemas.microsoft.com/office/word/2006/wordml" xmlns:wps="http://schemas.microsoft.com/office/word/2010/wordprocessingShape" mc:Ignorable="w14 w15 w16se w16cid w16 w16cex w16sdtdh w16sdtfl w16du wp14">
   <w:p>
     <w:pPr>
-      <w:pStyle w:val="Footer"/>
+      <w:pStyle w:val="Pidipagina"/>
       <w:jc w:val="center"/>
       <w:rPr>
         <w:color w:val="808080"/>
@@ -682,7 +793,7 @@
       </w:rPr>
     </w:pPr>
     <w:r>
-      <w:pict>
+      <w:pict w14:anchorId="735C062D">
         <v:line id="Forma2" o:spid="_x0000_s1026" style="position:absolute;left:0;text-align:left;z-index:-251658752" from="13.05pt,6.05pt" to="479.55pt,6.05pt" o:allowincell="f" strokecolor="blue" strokeweight=".26mm">
           <v:stroke color2="yellow" joinstyle="miter"/>
         </v:line>
@@ -713,7 +824,7 @@
         </w:tcPr>
         <w:p>
           <w:pPr>
-            <w:pStyle w:val="Footer"/>
+            <w:pStyle w:val="Pidipagina"/>
             <w:snapToGrid w:val="0"/>
             <w:ind w:right="701"/>
             <w:rPr>
@@ -723,7 +834,7 @@
         </w:p>
         <w:p>
           <w:pPr>
-            <w:pStyle w:val="Footer"/>
+            <w:pStyle w:val="Pidipagina"/>
             <w:rPr>
               <w:rFonts w:cs="Arial"/>
               <w:b/>
@@ -737,7 +848,7 @@
         </w:p>
         <w:p>
           <w:pPr>
-            <w:pStyle w:val="Footer"/>
+            <w:pStyle w:val="Pidipagina"/>
             <w:rPr>
               <w:rFonts w:cs="Arial"/>
               <w:b/>
@@ -751,7 +862,7 @@
         </w:p>
         <w:p>
           <w:pPr>
-            <w:pStyle w:val="Footer"/>
+            <w:pStyle w:val="Pidipagina"/>
             <w:rPr>
               <w:rFonts w:cs="Arial"/>
               <w:b/>
@@ -765,7 +876,7 @@
         </w:p>
         <w:p>
           <w:pPr>
-            <w:pStyle w:val="Footer"/>
+            <w:pStyle w:val="Pidipagina"/>
             <w:rPr>
               <w:rFonts w:cs="Arial"/>
               <w:b/>
@@ -786,38 +897,12 @@
               <w:szCs w:val="14"/>
               <w:lang w:val="en-GB"/>
             </w:rPr>
-            <w:t xml:space="preserve">HQ Engineering </w:t>
-          </w:r>
-          <w:proofErr w:type="spellStart"/>
-          <w:r>
-            <w:rPr>
-              <w:rFonts w:cs="Arial"/>
-              <w:b/>
-              <w:smallCaps/>
-              <w:color w:val="365F91"/>
-              <w:sz w:val="18"/>
-              <w:szCs w:val="14"/>
-              <w:lang w:val="en-GB"/>
-            </w:rPr>
-            <w:t>S.r.l</w:t>
-          </w:r>
-          <w:proofErr w:type="spellEnd"/>
-          <w:r>
-            <w:rPr>
-              <w:rFonts w:cs="Arial"/>
-              <w:b/>
-              <w:smallCaps/>
-              <w:color w:val="365F91"/>
-              <w:sz w:val="18"/>
-              <w:szCs w:val="14"/>
-              <w:lang w:val="en-GB"/>
-            </w:rPr>
-            <w:t xml:space="preserve">. </w:t>
+            <w:t xml:space="preserve">HQ Engineering S.r.l. </w:t>
           </w:r>
         </w:p>
         <w:p>
           <w:pPr>
-            <w:pStyle w:val="Footer"/>
+            <w:pStyle w:val="Pidipagina"/>
             <w:ind w:right="701"/>
             <w:rPr>
               <w:rFonts w:cs="Arial"/>
@@ -837,7 +922,7 @@
         </w:tcPr>
         <w:p>
           <w:pPr>
-            <w:pStyle w:val="Footer"/>
+            <w:pStyle w:val="Pidipagina"/>
             <w:snapToGrid w:val="0"/>
             <w:rPr>
               <w:rFonts w:cs="Arial"/>
@@ -852,7 +937,7 @@
         </w:p>
         <w:p>
           <w:pPr>
-            <w:pStyle w:val="Footer"/>
+            <w:pStyle w:val="Pidipagina"/>
             <w:rPr>
               <w:rFonts w:cs="Arial"/>
               <w:b/>
@@ -866,7 +951,7 @@
         </w:p>
         <w:p>
           <w:pPr>
-            <w:pStyle w:val="Footer"/>
+            <w:pStyle w:val="Pidipagina"/>
             <w:rPr>
               <w:rFonts w:cs="Arial"/>
               <w:b/>
@@ -880,7 +965,7 @@
         </w:p>
         <w:p>
           <w:pPr>
-            <w:pStyle w:val="Footer"/>
+            <w:pStyle w:val="Pidipagina"/>
             <w:rPr>
               <w:rFonts w:cs="Arial"/>
               <w:b/>
@@ -894,7 +979,7 @@
         </w:p>
         <w:p>
           <w:pPr>
-            <w:pStyle w:val="Footer"/>
+            <w:pStyle w:val="Pidipagina"/>
             <w:rPr>
               <w:rFonts w:cs="Arial"/>
               <w:smallCaps/>
@@ -916,7 +1001,7 @@
         </w:p>
         <w:p>
           <w:pPr>
-            <w:pStyle w:val="Footer"/>
+            <w:pStyle w:val="Pidipagina"/>
             <w:rPr>
               <w:rFonts w:cs="Arial"/>
               <w:smallCaps/>
@@ -938,7 +1023,7 @@
         </w:p>
         <w:p>
           <w:pPr>
-            <w:pStyle w:val="Footer"/>
+            <w:pStyle w:val="Pidipagina"/>
           </w:pPr>
           <w:r>
             <w:rPr>
@@ -948,29 +1033,7 @@
               <w:sz w:val="14"/>
               <w:szCs w:val="14"/>
             </w:rPr>
-            <w:t xml:space="preserve">10.000 €  </w:t>
-          </w:r>
-          <w:proofErr w:type="spellStart"/>
-          <w:r>
-            <w:rPr>
-              <w:rFonts w:cs="Arial"/>
-              <w:smallCaps/>
-              <w:color w:val="365F91"/>
-              <w:sz w:val="14"/>
-              <w:szCs w:val="14"/>
-            </w:rPr>
-            <w:t>i.v</w:t>
-          </w:r>
-          <w:proofErr w:type="spellEnd"/>
-          <w:r>
-            <w:rPr>
-              <w:rFonts w:cs="Arial"/>
-              <w:smallCaps/>
-              <w:color w:val="365F91"/>
-              <w:sz w:val="14"/>
-              <w:szCs w:val="14"/>
-            </w:rPr>
-            <w:t>.</w:t>
+            <w:t>10.000 €  i.v.</w:t>
           </w:r>
         </w:p>
       </w:tc>
@@ -980,7 +1043,7 @@
         </w:tcPr>
         <w:p>
           <w:pPr>
-            <w:pStyle w:val="Footer"/>
+            <w:pStyle w:val="Pidipagina"/>
             <w:snapToGrid w:val="0"/>
             <w:rPr>
               <w:rFonts w:cs="Arial"/>
@@ -994,7 +1057,7 @@
         </w:p>
         <w:p>
           <w:pPr>
-            <w:pStyle w:val="Footer"/>
+            <w:pStyle w:val="Pidipagina"/>
             <w:ind w:right="204"/>
             <w:rPr>
               <w:rFonts w:cs="Arial"/>
@@ -1008,7 +1071,7 @@
         </w:p>
         <w:p>
           <w:pPr>
-            <w:pStyle w:val="Footer"/>
+            <w:pStyle w:val="Pidipagina"/>
             <w:ind w:right="204"/>
             <w:rPr>
               <w:rFonts w:cs="Arial"/>
@@ -1022,7 +1085,7 @@
         </w:p>
         <w:p>
           <w:pPr>
-            <w:pStyle w:val="Footer"/>
+            <w:pStyle w:val="Pidipagina"/>
             <w:ind w:right="204"/>
             <w:rPr>
               <w:rFonts w:cs="Arial"/>
@@ -1036,7 +1099,7 @@
         </w:p>
         <w:p>
           <w:pPr>
-            <w:pStyle w:val="Footer"/>
+            <w:pStyle w:val="Pidipagina"/>
             <w:ind w:right="204"/>
             <w:rPr>
               <w:rFonts w:cs="Arial"/>
@@ -1059,7 +1122,7 @@
         </w:p>
         <w:p>
           <w:pPr>
-            <w:pStyle w:val="Footer"/>
+            <w:pStyle w:val="Pidipagina"/>
             <w:ind w:right="204"/>
             <w:rPr>
               <w:rFonts w:cs="Arial"/>
@@ -1082,7 +1145,7 @@
         </w:p>
         <w:p>
           <w:pPr>
-            <w:pStyle w:val="Footer"/>
+            <w:pStyle w:val="Pidipagina"/>
             <w:rPr>
               <w:rFonts w:cs="Arial"/>
               <w:smallCaps/>
@@ -1104,7 +1167,7 @@
         </w:p>
         <w:p>
           <w:pPr>
-            <w:pStyle w:val="Footer"/>
+            <w:pStyle w:val="Pidipagina"/>
           </w:pPr>
           <w:r>
             <w:rPr>
@@ -1124,7 +1187,7 @@
         </w:tcPr>
         <w:p>
           <w:pPr>
-            <w:pStyle w:val="Footer"/>
+            <w:pStyle w:val="Pidipagina"/>
             <w:snapToGrid w:val="0"/>
             <w:ind w:right="204"/>
             <w:rPr>
@@ -1139,7 +1202,7 @@
         </w:p>
         <w:p>
           <w:pPr>
-            <w:pStyle w:val="Footer"/>
+            <w:pStyle w:val="Pidipagina"/>
             <w:rPr>
               <w:rFonts w:cs="Arial"/>
               <w:smallCaps/>
@@ -1152,7 +1215,7 @@
         </w:p>
         <w:p>
           <w:pPr>
-            <w:pStyle w:val="Footer"/>
+            <w:pStyle w:val="Pidipagina"/>
             <w:rPr>
               <w:rFonts w:cs="Arial"/>
               <w:smallCaps/>
@@ -1165,7 +1228,7 @@
         </w:p>
         <w:p>
           <w:pPr>
-            <w:pStyle w:val="Footer"/>
+            <w:pStyle w:val="Pidipagina"/>
             <w:rPr>
               <w:rFonts w:cs="Arial"/>
               <w:smallCaps/>
@@ -1178,7 +1241,7 @@
         </w:p>
         <w:p>
           <w:pPr>
-            <w:pStyle w:val="Footer"/>
+            <w:pStyle w:val="Pidipagina"/>
             <w:rPr>
               <w:rFonts w:cs="Arial"/>
               <w:smallCaps/>
@@ -1202,7 +1265,7 @@
         </w:p>
         <w:p>
           <w:pPr>
-            <w:pStyle w:val="Footer"/>
+            <w:pStyle w:val="Pidipagina"/>
             <w:rPr>
               <w:rFonts w:cs="Arial"/>
               <w:b/>
@@ -1226,7 +1289,7 @@
         </w:p>
         <w:p>
           <w:pPr>
-            <w:pStyle w:val="Footer"/>
+            <w:pStyle w:val="Pidipagina"/>
             <w:rPr>
               <w:lang w:val="es-ES"/>
             </w:rPr>
@@ -1250,7 +1313,7 @@
         </w:tcPr>
         <w:p>
           <w:pPr>
-            <w:pStyle w:val="Footer"/>
+            <w:pStyle w:val="Pidipagina"/>
             <w:ind w:right="701"/>
             <w:rPr>
               <w:sz w:val="10"/>
@@ -1267,7 +1330,7 @@
               <w:szCs w:val="14"/>
               <w:lang w:val="en-US" w:eastAsia="x-none"/>
             </w:rPr>
-            <w:pict>
+            <w:pict w14:anchorId="2C65D2C7">
               <v:shapetype id="_x0000_t75" coordsize="21600,21600" o:spt="75" o:preferrelative="t" path="m@4@5l@4@11@9@11@9@5xe" filled="f" stroked="f">
                 <v:stroke joinstyle="miter"/>
                 <v:formulas>
@@ -1306,7 +1369,7 @@
         </w:p>
         <w:p>
           <w:pPr>
-            <w:pStyle w:val="Footer"/>
+            <w:pStyle w:val="Pidipagina"/>
             <w:rPr>
               <w:rFonts w:cs="Arial"/>
               <w:smallCaps/>
@@ -1322,7 +1385,7 @@
   </w:tbl>
   <w:p>
     <w:pPr>
-      <w:pStyle w:val="Footer"/>
+      <w:pStyle w:val="Pidipagina"/>
       <w:rPr>
         <w:lang w:val="en-GB"/>
       </w:rPr>
@@ -1332,13 +1395,13 @@
 </file>
 
 <file path=word/footer2.xml><?xml version="1.0" encoding="utf-8"?>
-<w:ftr xmlns:wpc="http://schemas.microsoft.com/office/word/2010/wordprocessingCanvas" xmlns:cx="http://schemas.microsoft.com/office/drawing/2014/chartex" xmlns:cx1="http://schemas.microsoft.com/office/drawing/2015/9/8/chartex" xmlns:cx2="http://schemas.microsoft.com/office/drawing/2015/10/21/chartex" xmlns:cx3="http://schemas.microsoft.com/office/drawing/2016/5/9/chartex" xmlns:cx4="http://schemas.microsoft.com/office/drawing/2016/5/10/chartex" xmlns:cx5="http://schemas.microsoft.com/office/drawing/2016/5/11/chartex" xmlns:cx6="http://schemas.microsoft.com/office/drawing/2016/5/12/chartex" xmlns:cx7="http://schemas.microsoft.com/office/drawing/2016/5/13/chartex" xmlns:cx8="http://schemas.microsoft.com/office/drawing/2016/5/14/chartex" xmlns:mc="http://schemas.openxmlformats.org/markup-compatibility/2006" xmlns:aink="http://schemas.microsoft.com/office/drawing/2016/ink" xmlns:am3d="http://schemas.microsoft.com/office/drawing/2017/model3d" xmlns:o="urn:schemas-microsoft-com:office:office" xmlns:r="http://schemas.openxmlformats.org/officeDocument/2006/relationships" xmlns:m="http://schemas.openxmlformats.org/officeDocument/2006/math" xmlns:v="urn:schemas-microsoft-com:vml" xmlns:wp14="http://schemas.microsoft.com/office/word/2010/wordprocessingDrawing" xmlns:wp="http://schemas.openxmlformats.org/drawingml/2006/wordprocessingDrawing" xmlns:w10="urn:schemas-microsoft-com:office:word" xmlns:w="http://schemas.openxmlformats.org/wordprocessingml/2006/main" xmlns:w14="http://schemas.microsoft.com/office/word/2010/wordml" xmlns:w15="http://schemas.microsoft.com/office/word/2012/wordml" xmlns:w16cex="http://schemas.microsoft.com/office/word/2018/wordml/cex" xmlns:w16cid="http://schemas.microsoft.com/office/word/2016/wordml/cid" xmlns:w16="http://schemas.microsoft.com/office/word/2018/wordml" xmlns:w16sdtdh="http://schemas.microsoft.com/office/word/2020/wordml/sdtdatahash" xmlns:w16se="http://schemas.microsoft.com/office/word/2015/wordml/symex" xmlns:wpg="http://schemas.microsoft.com/office/word/2010/wordprocessingGroup" xmlns:wpi="http://schemas.microsoft.com/office/word/2010/wordprocessingInk" xmlns:wne="http://schemas.microsoft.com/office/word/2006/wordml" xmlns:wps="http://schemas.microsoft.com/office/word/2010/wordprocessingShape" mc:Ignorable="w14 w15 w16se w16cid w16 w16cex w16sdtdh wp14">
+<w:ftr xmlns:wpc="http://schemas.microsoft.com/office/word/2010/wordprocessingCanvas" xmlns:cx="http://schemas.microsoft.com/office/drawing/2014/chartex" xmlns:cx1="http://schemas.microsoft.com/office/drawing/2015/9/8/chartex" xmlns:cx2="http://schemas.microsoft.com/office/drawing/2015/10/21/chartex" xmlns:cx3="http://schemas.microsoft.com/office/drawing/2016/5/9/chartex" xmlns:cx4="http://schemas.microsoft.com/office/drawing/2016/5/10/chartex" xmlns:cx5="http://schemas.microsoft.com/office/drawing/2016/5/11/chartex" xmlns:cx6="http://schemas.microsoft.com/office/drawing/2016/5/12/chartex" xmlns:cx7="http://schemas.microsoft.com/office/drawing/2016/5/13/chartex" xmlns:cx8="http://schemas.microsoft.com/office/drawing/2016/5/14/chartex" xmlns:mc="http://schemas.openxmlformats.org/markup-compatibility/2006" xmlns:aink="http://schemas.microsoft.com/office/drawing/2016/ink" xmlns:am3d="http://schemas.microsoft.com/office/drawing/2017/model3d" xmlns:o="urn:schemas-microsoft-com:office:office" xmlns:oel="http://schemas.microsoft.com/office/2019/extlst" xmlns:r="http://schemas.openxmlformats.org/officeDocument/2006/relationships" xmlns:m="http://schemas.openxmlformats.org/officeDocument/2006/math" xmlns:v="urn:schemas-microsoft-com:vml" xmlns:wp14="http://schemas.microsoft.com/office/word/2010/wordprocessingDrawing" xmlns:wp="http://schemas.openxmlformats.org/drawingml/2006/wordprocessingDrawing" xmlns:w10="urn:schemas-microsoft-com:office:word" xmlns:w="http://schemas.openxmlformats.org/wordprocessingml/2006/main" xmlns:w14="http://schemas.microsoft.com/office/word/2010/wordml" xmlns:w15="http://schemas.microsoft.com/office/word/2012/wordml" xmlns:w16cex="http://schemas.microsoft.com/office/word/2018/wordml/cex" xmlns:w16cid="http://schemas.microsoft.com/office/word/2016/wordml/cid" xmlns:w16="http://schemas.microsoft.com/office/word/2018/wordml" xmlns:w16du="http://schemas.microsoft.com/office/word/2023/wordml/word16du" xmlns:w16sdtdh="http://schemas.microsoft.com/office/word/2020/wordml/sdtdatahash" xmlns:w16sdtfl="http://schemas.microsoft.com/office/word/2024/wordml/sdtformatlock" xmlns:w16se="http://schemas.microsoft.com/office/word/2015/wordml/symex" xmlns:wpg="http://schemas.microsoft.com/office/word/2010/wordprocessingGroup" xmlns:wpi="http://schemas.microsoft.com/office/word/2010/wordprocessingInk" xmlns:wne="http://schemas.microsoft.com/office/word/2006/wordml" xmlns:wps="http://schemas.microsoft.com/office/word/2010/wordprocessingShape" mc:Ignorable="w14 w15 w16se w16cid w16 w16cex w16sdtdh w16sdtfl w16du wp14">
   <w:p/>
 </w:ftr>
 </file>
 
 <file path=word/footnotes.xml><?xml version="1.0" encoding="utf-8"?>
-<w:footnotes xmlns:wpc="http://schemas.microsoft.com/office/word/2010/wordprocessingCanvas" xmlns:cx="http://schemas.microsoft.com/office/drawing/2014/chartex" xmlns:cx1="http://schemas.microsoft.com/office/drawing/2015/9/8/chartex" xmlns:cx2="http://schemas.microsoft.com/office/drawing/2015/10/21/chartex" xmlns:cx3="http://schemas.microsoft.com/office/drawing/2016/5/9/chartex" xmlns:cx4="http://schemas.microsoft.com/office/drawing/2016/5/10/chartex" xmlns:cx5="http://schemas.microsoft.com/office/drawing/2016/5/11/chartex" xmlns:cx6="http://schemas.microsoft.com/office/drawing/2016/5/12/chartex" xmlns:cx7="http://schemas.microsoft.com/office/drawing/2016/5/13/chartex" xmlns:cx8="http://schemas.microsoft.com/office/drawing/2016/5/14/chartex" xmlns:mc="http://schemas.openxmlformats.org/markup-compatibility/2006" xmlns:aink="http://schemas.microsoft.com/office/drawing/2016/ink" xmlns:am3d="http://schemas.microsoft.com/office/drawing/2017/model3d" xmlns:o="urn:schemas-microsoft-com:office:office" xmlns:r="http://schemas.openxmlformats.org/officeDocument/2006/relationships" xmlns:m="http://schemas.openxmlformats.org/officeDocument/2006/math" xmlns:v="urn:schemas-microsoft-com:vml" xmlns:wp14="http://schemas.microsoft.com/office/word/2010/wordprocessingDrawing" xmlns:wp="http://schemas.openxmlformats.org/drawingml/2006/wordprocessingDrawing" xmlns:w10="urn:schemas-microsoft-com:office:word" xmlns:w="http://schemas.openxmlformats.org/wordprocessingml/2006/main" xmlns:w14="http://schemas.microsoft.com/office/word/2010/wordml" xmlns:w15="http://schemas.microsoft.com/office/word/2012/wordml" xmlns:w16cex="http://schemas.microsoft.com/office/word/2018/wordml/cex" xmlns:w16cid="http://schemas.microsoft.com/office/word/2016/wordml/cid" xmlns:w16="http://schemas.microsoft.com/office/word/2018/wordml" xmlns:w16sdtdh="http://schemas.microsoft.com/office/word/2020/wordml/sdtdatahash" xmlns:w16se="http://schemas.microsoft.com/office/word/2015/wordml/symex" xmlns:wpg="http://schemas.microsoft.com/office/word/2010/wordprocessingGroup" xmlns:wpi="http://schemas.microsoft.com/office/word/2010/wordprocessingInk" xmlns:wne="http://schemas.microsoft.com/office/word/2006/wordml" xmlns:wps="http://schemas.microsoft.com/office/word/2010/wordprocessingShape" mc:Ignorable="w14 w15 w16se w16cid w16 w16cex w16sdtdh wp14">
+<w:footnotes xmlns:wpc="http://schemas.microsoft.com/office/word/2010/wordprocessingCanvas" xmlns:cx="http://schemas.microsoft.com/office/drawing/2014/chartex" xmlns:cx1="http://schemas.microsoft.com/office/drawing/2015/9/8/chartex" xmlns:cx2="http://schemas.microsoft.com/office/drawing/2015/10/21/chartex" xmlns:cx3="http://schemas.microsoft.com/office/drawing/2016/5/9/chartex" xmlns:cx4="http://schemas.microsoft.com/office/drawing/2016/5/10/chartex" xmlns:cx5="http://schemas.microsoft.com/office/drawing/2016/5/11/chartex" xmlns:cx6="http://schemas.microsoft.com/office/drawing/2016/5/12/chartex" xmlns:cx7="http://schemas.microsoft.com/office/drawing/2016/5/13/chartex" xmlns:cx8="http://schemas.microsoft.com/office/drawing/2016/5/14/chartex" xmlns:mc="http://schemas.openxmlformats.org/markup-compatibility/2006" xmlns:aink="http://schemas.microsoft.com/office/drawing/2016/ink" xmlns:am3d="http://schemas.microsoft.com/office/drawing/2017/model3d" xmlns:o="urn:schemas-microsoft-com:office:office" xmlns:oel="http://schemas.microsoft.com/office/2019/extlst" xmlns:r="http://schemas.openxmlformats.org/officeDocument/2006/relationships" xmlns:m="http://schemas.openxmlformats.org/officeDocument/2006/math" xmlns:v="urn:schemas-microsoft-com:vml" xmlns:wp14="http://schemas.microsoft.com/office/word/2010/wordprocessingDrawing" xmlns:wp="http://schemas.openxmlformats.org/drawingml/2006/wordprocessingDrawing" xmlns:w10="urn:schemas-microsoft-com:office:word" xmlns:w="http://schemas.openxmlformats.org/wordprocessingml/2006/main" xmlns:w14="http://schemas.microsoft.com/office/word/2010/wordml" xmlns:w15="http://schemas.microsoft.com/office/word/2012/wordml" xmlns:w16cex="http://schemas.microsoft.com/office/word/2018/wordml/cex" xmlns:w16cid="http://schemas.microsoft.com/office/word/2016/wordml/cid" xmlns:w16="http://schemas.microsoft.com/office/word/2018/wordml" xmlns:w16du="http://schemas.microsoft.com/office/word/2023/wordml/word16du" xmlns:w16sdtdh="http://schemas.microsoft.com/office/word/2020/wordml/sdtdatahash" xmlns:w16sdtfl="http://schemas.microsoft.com/office/word/2024/wordml/sdtformatlock" xmlns:w16se="http://schemas.microsoft.com/office/word/2015/wordml/symex" xmlns:wpg="http://schemas.microsoft.com/office/word/2010/wordprocessingGroup" xmlns:wpi="http://schemas.microsoft.com/office/word/2010/wordprocessingInk" xmlns:wne="http://schemas.microsoft.com/office/word/2006/wordml" xmlns:wps="http://schemas.microsoft.com/office/word/2010/wordprocessingShape" mc:Ignorable="w14 w15 w16se w16cid w16 w16cex w16sdtdh w16sdtfl w16du wp14">
   <w:footnote w:type="separator" w:id="-1">
     <w:p>
       <w:r>
@@ -1357,7 +1420,7 @@
 </file>
 
 <file path=word/header1.xml><?xml version="1.0" encoding="utf-8"?>
-<w:hdr xmlns:wpc="http://schemas.microsoft.com/office/word/2010/wordprocessingCanvas" xmlns:cx="http://schemas.microsoft.com/office/drawing/2014/chartex" xmlns:cx1="http://schemas.microsoft.com/office/drawing/2015/9/8/chartex" xmlns:cx2="http://schemas.microsoft.com/office/drawing/2015/10/21/chartex" xmlns:cx3="http://schemas.microsoft.com/office/drawing/2016/5/9/chartex" xmlns:cx4="http://schemas.microsoft.com/office/drawing/2016/5/10/chartex" xmlns:cx5="http://schemas.microsoft.com/office/drawing/2016/5/11/chartex" xmlns:cx6="http://schemas.microsoft.com/office/drawing/2016/5/12/chartex" xmlns:cx7="http://schemas.microsoft.com/office/drawing/2016/5/13/chartex" xmlns:cx8="http://schemas.microsoft.com/office/drawing/2016/5/14/chartex" xmlns:mc="http://schemas.openxmlformats.org/markup-compatibility/2006" xmlns:aink="http://schemas.microsoft.com/office/drawing/2016/ink" xmlns:am3d="http://schemas.microsoft.com/office/drawing/2017/model3d" xmlns:o="urn:schemas-microsoft-com:office:office" xmlns:r="http://schemas.openxmlformats.org/officeDocument/2006/relationships" xmlns:m="http://schemas.openxmlformats.org/officeDocument/2006/math" xmlns:v="urn:schemas-microsoft-com:vml" xmlns:wp14="http://schemas.microsoft.com/office/word/2010/wordprocessingDrawing" xmlns:wp="http://schemas.openxmlformats.org/drawingml/2006/wordprocessingDrawing" xmlns:w10="urn:schemas-microsoft-com:office:word" xmlns:w="http://schemas.openxmlformats.org/wordprocessingml/2006/main" xmlns:w14="http://schemas.microsoft.com/office/word/2010/wordml" xmlns:w15="http://schemas.microsoft.com/office/word/2012/wordml" xmlns:w16cex="http://schemas.microsoft.com/office/word/2018/wordml/cex" xmlns:w16cid="http://schemas.microsoft.com/office/word/2016/wordml/cid" xmlns:w16="http://schemas.microsoft.com/office/word/2018/wordml" xmlns:w16sdtdh="http://schemas.microsoft.com/office/word/2020/wordml/sdtdatahash" xmlns:w16se="http://schemas.microsoft.com/office/word/2015/wordml/symex" xmlns:wpg="http://schemas.microsoft.com/office/word/2010/wordprocessingGroup" xmlns:wpi="http://schemas.microsoft.com/office/word/2010/wordprocessingInk" xmlns:wne="http://schemas.microsoft.com/office/word/2006/wordml" xmlns:wps="http://schemas.microsoft.com/office/word/2010/wordprocessingShape" mc:Ignorable="w14 w15 w16se w16cid w16 w16cex w16sdtdh wp14">
+<w:hdr xmlns:wpc="http://schemas.microsoft.com/office/word/2010/wordprocessingCanvas" xmlns:cx="http://schemas.microsoft.com/office/drawing/2014/chartex" xmlns:cx1="http://schemas.microsoft.com/office/drawing/2015/9/8/chartex" xmlns:cx2="http://schemas.microsoft.com/office/drawing/2015/10/21/chartex" xmlns:cx3="http://schemas.microsoft.com/office/drawing/2016/5/9/chartex" xmlns:cx4="http://schemas.microsoft.com/office/drawing/2016/5/10/chartex" xmlns:cx5="http://schemas.microsoft.com/office/drawing/2016/5/11/chartex" xmlns:cx6="http://schemas.microsoft.com/office/drawing/2016/5/12/chartex" xmlns:cx7="http://schemas.microsoft.com/office/drawing/2016/5/13/chartex" xmlns:cx8="http://schemas.microsoft.com/office/drawing/2016/5/14/chartex" xmlns:mc="http://schemas.openxmlformats.org/markup-compatibility/2006" xmlns:aink="http://schemas.microsoft.com/office/drawing/2016/ink" xmlns:am3d="http://schemas.microsoft.com/office/drawing/2017/model3d" xmlns:o="urn:schemas-microsoft-com:office:office" xmlns:oel="http://schemas.microsoft.com/office/2019/extlst" xmlns:r="http://schemas.openxmlformats.org/officeDocument/2006/relationships" xmlns:m="http://schemas.openxmlformats.org/officeDocument/2006/math" xmlns:v="urn:schemas-microsoft-com:vml" xmlns:wp14="http://schemas.microsoft.com/office/word/2010/wordprocessingDrawing" xmlns:wp="http://schemas.openxmlformats.org/drawingml/2006/wordprocessingDrawing" xmlns:w10="urn:schemas-microsoft-com:office:word" xmlns:w="http://schemas.openxmlformats.org/wordprocessingml/2006/main" xmlns:w14="http://schemas.microsoft.com/office/word/2010/wordml" xmlns:w15="http://schemas.microsoft.com/office/word/2012/wordml" xmlns:w16cex="http://schemas.microsoft.com/office/word/2018/wordml/cex" xmlns:w16cid="http://schemas.microsoft.com/office/word/2016/wordml/cid" xmlns:w16="http://schemas.microsoft.com/office/word/2018/wordml" xmlns:w16du="http://schemas.microsoft.com/office/word/2023/wordml/word16du" xmlns:w16sdtdh="http://schemas.microsoft.com/office/word/2020/wordml/sdtdatahash" xmlns:w16sdtfl="http://schemas.microsoft.com/office/word/2024/wordml/sdtformatlock" xmlns:w16se="http://schemas.microsoft.com/office/word/2015/wordml/symex" xmlns:wpg="http://schemas.microsoft.com/office/word/2010/wordprocessingGroup" xmlns:wpi="http://schemas.microsoft.com/office/word/2010/wordprocessingInk" xmlns:wne="http://schemas.microsoft.com/office/word/2006/wordml" xmlns:wps="http://schemas.microsoft.com/office/word/2010/wordprocessingShape" mc:Ignorable="w14 w15 w16se w16cid w16 w16cex w16sdtdh w16sdtfl w16du wp14">
   <w:p>
     <w:pPr>
       <w:jc w:val="right"/>
@@ -1366,7 +1429,7 @@
       </w:rPr>
     </w:pPr>
     <w:r>
-      <w:pict>
+      <w:pict w14:anchorId="1A81B2A7">
         <v:shapetype id="_x0000_t75" coordsize="21600,21600" o:spt="75" o:preferrelative="t" path="m@4@5l@4@11@9@11@9@5xe" filled="f" stroked="f">
           <v:stroke joinstyle="miter"/>
           <v:formulas>
@@ -1403,7 +1466,7 @@
   </w:p>
   <w:p>
     <w:pPr>
-      <w:pStyle w:val="Header"/>
+      <w:pStyle w:val="Intestazione"/>
       <w:jc w:val="center"/>
       <w:rPr>
         <w:color w:val="808080"/>
@@ -1411,7 +1474,7 @@
       </w:rPr>
     </w:pPr>
     <w:r>
-      <w:pict>
+      <w:pict w14:anchorId="7CAF7D04">
         <v:line id="Forma1" o:spid="_x0000_s1025" style="position:absolute;left:0;text-align:left;z-index:-251659776" from="-1pt,7.3pt" to="494pt,7.3pt" o:allowincell="f" strokecolor="#039" strokeweight=".35mm">
           <v:stroke color2="#fc6" joinstyle="miter"/>
         </v:line>
@@ -1422,13 +1485,13 @@
 </file>
 
 <file path=word/header2.xml><?xml version="1.0" encoding="utf-8"?>
-<w:hdr xmlns:wpc="http://schemas.microsoft.com/office/word/2010/wordprocessingCanvas" xmlns:cx="http://schemas.microsoft.com/office/drawing/2014/chartex" xmlns:cx1="http://schemas.microsoft.com/office/drawing/2015/9/8/chartex" xmlns:cx2="http://schemas.microsoft.com/office/drawing/2015/10/21/chartex" xmlns:cx3="http://schemas.microsoft.com/office/drawing/2016/5/9/chartex" xmlns:cx4="http://schemas.microsoft.com/office/drawing/2016/5/10/chartex" xmlns:cx5="http://schemas.microsoft.com/office/drawing/2016/5/11/chartex" xmlns:cx6="http://schemas.microsoft.com/office/drawing/2016/5/12/chartex" xmlns:cx7="http://schemas.microsoft.com/office/drawing/2016/5/13/chartex" xmlns:cx8="http://schemas.microsoft.com/office/drawing/2016/5/14/chartex" xmlns:mc="http://schemas.openxmlformats.org/markup-compatibility/2006" xmlns:aink="http://schemas.microsoft.com/office/drawing/2016/ink" xmlns:am3d="http://schemas.microsoft.com/office/drawing/2017/model3d" xmlns:o="urn:schemas-microsoft-com:office:office" xmlns:r="http://schemas.openxmlformats.org/officeDocument/2006/relationships" xmlns:m="http://schemas.openxmlformats.org/officeDocument/2006/math" xmlns:v="urn:schemas-microsoft-com:vml" xmlns:wp14="http://schemas.microsoft.com/office/word/2010/wordprocessingDrawing" xmlns:wp="http://schemas.openxmlformats.org/drawingml/2006/wordprocessingDrawing" xmlns:w10="urn:schemas-microsoft-com:office:word" xmlns:w="http://schemas.openxmlformats.org/wordprocessingml/2006/main" xmlns:w14="http://schemas.microsoft.com/office/word/2010/wordml" xmlns:w15="http://schemas.microsoft.com/office/word/2012/wordml" xmlns:w16cex="http://schemas.microsoft.com/office/word/2018/wordml/cex" xmlns:w16cid="http://schemas.microsoft.com/office/word/2016/wordml/cid" xmlns:w16="http://schemas.microsoft.com/office/word/2018/wordml" xmlns:w16sdtdh="http://schemas.microsoft.com/office/word/2020/wordml/sdtdatahash" xmlns:w16se="http://schemas.microsoft.com/office/word/2015/wordml/symex" xmlns:wpg="http://schemas.microsoft.com/office/word/2010/wordprocessingGroup" xmlns:wpi="http://schemas.microsoft.com/office/word/2010/wordprocessingInk" xmlns:wne="http://schemas.microsoft.com/office/word/2006/wordml" xmlns:wps="http://schemas.microsoft.com/office/word/2010/wordprocessingShape" mc:Ignorable="w14 w15 w16se w16cid w16 w16cex w16sdtdh wp14">
+<w:hdr xmlns:wpc="http://schemas.microsoft.com/office/word/2010/wordprocessingCanvas" xmlns:cx="http://schemas.microsoft.com/office/drawing/2014/chartex" xmlns:cx1="http://schemas.microsoft.com/office/drawing/2015/9/8/chartex" xmlns:cx2="http://schemas.microsoft.com/office/drawing/2015/10/21/chartex" xmlns:cx3="http://schemas.microsoft.com/office/drawing/2016/5/9/chartex" xmlns:cx4="http://schemas.microsoft.com/office/drawing/2016/5/10/chartex" xmlns:cx5="http://schemas.microsoft.com/office/drawing/2016/5/11/chartex" xmlns:cx6="http://schemas.microsoft.com/office/drawing/2016/5/12/chartex" xmlns:cx7="http://schemas.microsoft.com/office/drawing/2016/5/13/chartex" xmlns:cx8="http://schemas.microsoft.com/office/drawing/2016/5/14/chartex" xmlns:mc="http://schemas.openxmlformats.org/markup-compatibility/2006" xmlns:aink="http://schemas.microsoft.com/office/drawing/2016/ink" xmlns:am3d="http://schemas.microsoft.com/office/drawing/2017/model3d" xmlns:o="urn:schemas-microsoft-com:office:office" xmlns:oel="http://schemas.microsoft.com/office/2019/extlst" xmlns:r="http://schemas.openxmlformats.org/officeDocument/2006/relationships" xmlns:m="http://schemas.openxmlformats.org/officeDocument/2006/math" xmlns:v="urn:schemas-microsoft-com:vml" xmlns:wp14="http://schemas.microsoft.com/office/word/2010/wordprocessingDrawing" xmlns:wp="http://schemas.openxmlformats.org/drawingml/2006/wordprocessingDrawing" xmlns:w10="urn:schemas-microsoft-com:office:word" xmlns:w="http://schemas.openxmlformats.org/wordprocessingml/2006/main" xmlns:w14="http://schemas.microsoft.com/office/word/2010/wordml" xmlns:w15="http://schemas.microsoft.com/office/word/2012/wordml" xmlns:w16cex="http://schemas.microsoft.com/office/word/2018/wordml/cex" xmlns:w16cid="http://schemas.microsoft.com/office/word/2016/wordml/cid" xmlns:w16="http://schemas.microsoft.com/office/word/2018/wordml" xmlns:w16du="http://schemas.microsoft.com/office/word/2023/wordml/word16du" xmlns:w16sdtdh="http://schemas.microsoft.com/office/word/2020/wordml/sdtdatahash" xmlns:w16sdtfl="http://schemas.microsoft.com/office/word/2024/wordml/sdtformatlock" xmlns:w16se="http://schemas.microsoft.com/office/word/2015/wordml/symex" xmlns:wpg="http://schemas.microsoft.com/office/word/2010/wordprocessingGroup" xmlns:wpi="http://schemas.microsoft.com/office/word/2010/wordprocessingInk" xmlns:wne="http://schemas.microsoft.com/office/word/2006/wordml" xmlns:wps="http://schemas.microsoft.com/office/word/2010/wordprocessingShape" mc:Ignorable="w14 w15 w16se w16cid w16 w16cex w16sdtdh w16sdtfl w16du wp14">
   <w:p/>
 </w:hdr>
 </file>
 
 <file path=word/numbering.xml><?xml version="1.0" encoding="utf-8"?>
-<w:numbering xmlns:wpc="http://schemas.microsoft.com/office/word/2010/wordprocessingCanvas" xmlns:cx="http://schemas.microsoft.com/office/drawing/2014/chartex" xmlns:cx1="http://schemas.microsoft.com/office/drawing/2015/9/8/chartex" xmlns:cx2="http://schemas.microsoft.com/office/drawing/2015/10/21/chartex" xmlns:cx3="http://schemas.microsoft.com/office/drawing/2016/5/9/chartex" xmlns:cx4="http://schemas.microsoft.com/office/drawing/2016/5/10/chartex" xmlns:cx5="http://schemas.microsoft.com/office/drawing/2016/5/11/chartex" xmlns:cx6="http://schemas.microsoft.com/office/drawing/2016/5/12/chartex" xmlns:cx7="http://schemas.microsoft.com/office/drawing/2016/5/13/chartex" xmlns:cx8="http://schemas.microsoft.com/office/drawing/2016/5/14/chartex" xmlns:mc="http://schemas.openxmlformats.org/markup-compatibility/2006" xmlns:aink="http://schemas.microsoft.com/office/drawing/2016/ink" xmlns:am3d="http://schemas.microsoft.com/office/drawing/2017/model3d" xmlns:o="urn:schemas-microsoft-com:office:office" xmlns:r="http://schemas.openxmlformats.org/officeDocument/2006/relationships" xmlns:m="http://schemas.openxmlformats.org/officeDocument/2006/math" xmlns:v="urn:schemas-microsoft-com:vml" xmlns:wp14="http://schemas.microsoft.com/office/word/2010/wordprocessingDrawing" xmlns:wp="http://schemas.openxmlformats.org/drawingml/2006/wordprocessingDrawing" xmlns:w10="urn:schemas-microsoft-com:office:word" xmlns:w="http://schemas.openxmlformats.org/wordprocessingml/2006/main" xmlns:w14="http://schemas.microsoft.com/office/word/2010/wordml" xmlns:w15="http://schemas.microsoft.com/office/word/2012/wordml" xmlns:w16cex="http://schemas.microsoft.com/office/word/2018/wordml/cex" xmlns:w16cid="http://schemas.microsoft.com/office/word/2016/wordml/cid" xmlns:w16="http://schemas.microsoft.com/office/word/2018/wordml" xmlns:w16sdtdh="http://schemas.microsoft.com/office/word/2020/wordml/sdtdatahash" xmlns:w16se="http://schemas.microsoft.com/office/word/2015/wordml/symex" xmlns:wpg="http://schemas.microsoft.com/office/word/2010/wordprocessingGroup" xmlns:wpi="http://schemas.microsoft.com/office/word/2010/wordprocessingInk" xmlns:wne="http://schemas.microsoft.com/office/word/2006/wordml" xmlns:wps="http://schemas.microsoft.com/office/word/2010/wordprocessingShape" mc:Ignorable="w14 w15 w16se w16cid w16 w16cex w16sdtdh wp14">
+<w:numbering xmlns:wpc="http://schemas.microsoft.com/office/word/2010/wordprocessingCanvas" xmlns:cx="http://schemas.microsoft.com/office/drawing/2014/chartex" xmlns:cx1="http://schemas.microsoft.com/office/drawing/2015/9/8/chartex" xmlns:cx2="http://schemas.microsoft.com/office/drawing/2015/10/21/chartex" xmlns:cx3="http://schemas.microsoft.com/office/drawing/2016/5/9/chartex" xmlns:cx4="http://schemas.microsoft.com/office/drawing/2016/5/10/chartex" xmlns:cx5="http://schemas.microsoft.com/office/drawing/2016/5/11/chartex" xmlns:cx6="http://schemas.microsoft.com/office/drawing/2016/5/12/chartex" xmlns:cx7="http://schemas.microsoft.com/office/drawing/2016/5/13/chartex" xmlns:cx8="http://schemas.microsoft.com/office/drawing/2016/5/14/chartex" xmlns:mc="http://schemas.openxmlformats.org/markup-compatibility/2006" xmlns:aink="http://schemas.microsoft.com/office/drawing/2016/ink" xmlns:am3d="http://schemas.microsoft.com/office/drawing/2017/model3d" xmlns:o="urn:schemas-microsoft-com:office:office" xmlns:oel="http://schemas.microsoft.com/office/2019/extlst" xmlns:r="http://schemas.openxmlformats.org/officeDocument/2006/relationships" xmlns:m="http://schemas.openxmlformats.org/officeDocument/2006/math" xmlns:v="urn:schemas-microsoft-com:vml" xmlns:wp14="http://schemas.microsoft.com/office/word/2010/wordprocessingDrawing" xmlns:wp="http://schemas.openxmlformats.org/drawingml/2006/wordprocessingDrawing" xmlns:w10="urn:schemas-microsoft-com:office:word" xmlns:w="http://schemas.openxmlformats.org/wordprocessingml/2006/main" xmlns:w14="http://schemas.microsoft.com/office/word/2010/wordml" xmlns:w15="http://schemas.microsoft.com/office/word/2012/wordml" xmlns:w16cex="http://schemas.microsoft.com/office/word/2018/wordml/cex" xmlns:w16cid="http://schemas.microsoft.com/office/word/2016/wordml/cid" xmlns:w16="http://schemas.microsoft.com/office/word/2018/wordml" xmlns:w16du="http://schemas.microsoft.com/office/word/2023/wordml/word16du" xmlns:w16sdtdh="http://schemas.microsoft.com/office/word/2020/wordml/sdtdatahash" xmlns:w16sdtfl="http://schemas.microsoft.com/office/word/2024/wordml/sdtformatlock" xmlns:w16se="http://schemas.microsoft.com/office/word/2015/wordml/symex" xmlns:wpg="http://schemas.microsoft.com/office/word/2010/wordprocessingGroup" xmlns:wpi="http://schemas.microsoft.com/office/word/2010/wordprocessingInk" xmlns:wne="http://schemas.microsoft.com/office/word/2006/wordml" xmlns:wps="http://schemas.microsoft.com/office/word/2010/wordprocessingShape" mc:Ignorable="w14 w15 w16se w16cid w16 w16cex w16sdtdh w16sdtfl w16du wp14">
   <w:abstractNum w:abstractNumId="0" w15:restartNumberingAfterBreak="0">
     <w:nsid w:val="00000001"/>
     <w:multiLevelType w:val="multilevel"/>
@@ -1436,7 +1499,7 @@
     <w:lvl w:ilvl="0">
       <w:start w:val="1"/>
       <w:numFmt w:val="none"/>
-      <w:pStyle w:val="Heading1"/>
+      <w:pStyle w:val="Titolo1"/>
       <w:suff w:val="nothing"/>
       <w:lvlText w:val="%1"/>
       <w:lvlJc w:val="left"/>
@@ -1450,7 +1513,7 @@
     <w:lvl w:ilvl="1">
       <w:start w:val="1"/>
       <w:numFmt w:val="none"/>
-      <w:pStyle w:val="Heading2"/>
+      <w:pStyle w:val="Titolo2"/>
       <w:suff w:val="nothing"/>
       <w:lvlText w:val="%2"/>
       <w:lvlJc w:val="left"/>
@@ -1464,7 +1527,7 @@
     <w:lvl w:ilvl="2">
       <w:start w:val="1"/>
       <w:numFmt w:val="none"/>
-      <w:pStyle w:val="Heading3"/>
+      <w:pStyle w:val="Titolo3"/>
       <w:suff w:val="nothing"/>
       <w:lvlText w:val="%3"/>
       <w:lvlJc w:val="left"/>
@@ -1478,7 +1541,7 @@
     <w:lvl w:ilvl="3">
       <w:start w:val="1"/>
       <w:numFmt w:val="none"/>
-      <w:pStyle w:val="Heading4"/>
+      <w:pStyle w:val="Titolo4"/>
       <w:suff w:val="nothing"/>
       <w:lvlText w:val="%4"/>
       <w:lvlJc w:val="left"/>
@@ -1492,7 +1555,7 @@
     <w:lvl w:ilvl="4">
       <w:start w:val="1"/>
       <w:numFmt w:val="none"/>
-      <w:pStyle w:val="Heading5"/>
+      <w:pStyle w:val="Titolo5"/>
       <w:suff w:val="nothing"/>
       <w:lvlText w:val="%5"/>
       <w:lvlJc w:val="left"/>
@@ -1506,7 +1569,7 @@
     <w:lvl w:ilvl="5">
       <w:start w:val="1"/>
       <w:numFmt w:val="none"/>
-      <w:pStyle w:val="Heading6"/>
+      <w:pStyle w:val="Titolo6"/>
       <w:suff w:val="nothing"/>
       <w:lvlText w:val="%6"/>
       <w:lvlJc w:val="left"/>
@@ -1520,7 +1583,7 @@
     <w:lvl w:ilvl="6">
       <w:start w:val="1"/>
       <w:numFmt w:val="none"/>
-      <w:pStyle w:val="Heading7"/>
+      <w:pStyle w:val="Titolo7"/>
       <w:suff w:val="nothing"/>
       <w:lvlText w:val="%7"/>
       <w:lvlJc w:val="left"/>
@@ -1534,7 +1597,7 @@
     <w:lvl w:ilvl="7">
       <w:start w:val="1"/>
       <w:numFmt w:val="none"/>
-      <w:pStyle w:val="Heading8"/>
+      <w:pStyle w:val="Titolo8"/>
       <w:suff w:val="nothing"/>
       <w:lvlText w:val="%8"/>
       <w:lvlJc w:val="left"/>
@@ -1548,7 +1611,7 @@
     <w:lvl w:ilvl="8">
       <w:start w:val="1"/>
       <w:numFmt w:val="none"/>
-      <w:pStyle w:val="Heading9"/>
+      <w:pStyle w:val="Titolo9"/>
       <w:suff w:val="nothing"/>
       <w:lvlText w:val="%9"/>
       <w:lvlJc w:val="left"/>
@@ -1765,44 +1828,44 @@
       </w:rPr>
     </w:lvl>
   </w:abstractNum>
-  <w:num w:numId="1">
+  <w:num w:numId="1" w16cid:durableId="1151826067">
     <w:abstractNumId w:val="0"/>
   </w:num>
-  <w:num w:numId="2">
+  <w:num w:numId="2" w16cid:durableId="1185286079">
     <w:abstractNumId w:val="1"/>
   </w:num>
-  <w:num w:numId="3">
+  <w:num w:numId="3" w16cid:durableId="612172328">
     <w:abstractNumId w:val="2"/>
   </w:num>
-  <w:num w:numId="4">
+  <w:num w:numId="4" w16cid:durableId="47413416">
     <w:abstractNumId w:val="3"/>
   </w:num>
-  <w:num w:numId="5">
+  <w:num w:numId="5" w16cid:durableId="202058026">
     <w:abstractNumId w:val="4"/>
   </w:num>
-  <w:num w:numId="6">
+  <w:num w:numId="6" w16cid:durableId="864440533">
     <w:abstractNumId w:val="5"/>
   </w:num>
-  <w:num w:numId="7">
+  <w:num w:numId="7" w16cid:durableId="649754239">
     <w:abstractNumId w:val="6"/>
   </w:num>
-  <w:num w:numId="8">
+  <w:num w:numId="8" w16cid:durableId="883180175">
     <w:abstractNumId w:val="7"/>
   </w:num>
-  <w:num w:numId="9">
+  <w:num w:numId="9" w16cid:durableId="1822189765">
     <w:abstractNumId w:val="8"/>
   </w:num>
-  <w:num w:numId="10">
+  <w:num w:numId="10" w16cid:durableId="59256170">
     <w:abstractNumId w:val="9"/>
   </w:num>
-  <w:num w:numId="11">
+  <w:num w:numId="11" w16cid:durableId="2055612204">
     <w:abstractNumId w:val="10"/>
   </w:num>
 </w:numbering>
 </file>
 
 <file path=word/styles.xml><?xml version="1.0" encoding="utf-8"?>
-<w:styles xmlns:mc="http://schemas.openxmlformats.org/markup-compatibility/2006" xmlns:r="http://schemas.openxmlformats.org/officeDocument/2006/relationships" xmlns:w="http://schemas.openxmlformats.org/wordprocessingml/2006/main" xmlns:w14="http://schemas.microsoft.com/office/word/2010/wordml" xmlns:w15="http://schemas.microsoft.com/office/word/2012/wordml" xmlns:w16cex="http://schemas.microsoft.com/office/word/2018/wordml/cex" xmlns:w16cid="http://schemas.microsoft.com/office/word/2016/wordml/cid" xmlns:w16="http://schemas.microsoft.com/office/word/2018/wordml" xmlns:w16sdtdh="http://schemas.microsoft.com/office/word/2020/wordml/sdtdatahash" xmlns:w16se="http://schemas.microsoft.com/office/word/2015/wordml/symex" mc:Ignorable="w14 w15 w16se w16cid w16 w16cex w16sdtdh">
+<w:styles xmlns:mc="http://schemas.openxmlformats.org/markup-compatibility/2006" xmlns:r="http://schemas.openxmlformats.org/officeDocument/2006/relationships" xmlns:w="http://schemas.openxmlformats.org/wordprocessingml/2006/main" xmlns:w14="http://schemas.microsoft.com/office/word/2010/wordml" xmlns:w15="http://schemas.microsoft.com/office/word/2012/wordml" xmlns:w16cex="http://schemas.microsoft.com/office/word/2018/wordml/cex" xmlns:w16cid="http://schemas.microsoft.com/office/word/2016/wordml/cid" xmlns:w16="http://schemas.microsoft.com/office/word/2018/wordml" xmlns:w16du="http://schemas.microsoft.com/office/word/2023/wordml/word16du" xmlns:w16sdtdh="http://schemas.microsoft.com/office/word/2020/wordml/sdtdatahash" xmlns:w16sdtfl="http://schemas.microsoft.com/office/word/2024/wordml/sdtformatlock" xmlns:w16se="http://schemas.microsoft.com/office/word/2015/wordml/symex" mc:Ignorable="w14 w15 w16se w16cid w16 w16cex w16sdtdh w16sdtfl w16du">
   <w:docDefaults>
     <w:rPrDefault>
       <w:rPr>
@@ -2190,7 +2253,7 @@
     <w:lsdException w:name="Unresolved Mention" w:semiHidden="1" w:unhideWhenUsed="1"/>
     <w:lsdException w:name="Smart Link" w:semiHidden="1" w:unhideWhenUsed="1"/>
   </w:latentStyles>
-  <w:style w:type="paragraph" w:default="1" w:styleId="Normal">
+  <w:style w:type="paragraph" w:default="1" w:styleId="Normale">
     <w:name w:val="Normal"/>
     <w:qFormat/>
     <w:pPr>
@@ -2202,10 +2265,10 @@
       <w:lang w:val="it-IT" w:eastAsia="zh-CN"/>
     </w:rPr>
   </w:style>
-  <w:style w:type="paragraph" w:styleId="Heading1">
+  <w:style w:type="paragraph" w:styleId="Titolo1">
     <w:name w:val="heading 1"/>
-    <w:basedOn w:val="Normal"/>
-    <w:next w:val="Normal"/>
+    <w:basedOn w:val="Normale"/>
+    <w:next w:val="Normale"/>
     <w:qFormat/>
     <w:pPr>
       <w:keepNext/>
@@ -2220,10 +2283,10 @@
       <w:sz w:val="32"/>
     </w:rPr>
   </w:style>
-  <w:style w:type="paragraph" w:styleId="Heading2">
+  <w:style w:type="paragraph" w:styleId="Titolo2">
     <w:name w:val="heading 2"/>
-    <w:basedOn w:val="Normal"/>
-    <w:next w:val="Normal"/>
+    <w:basedOn w:val="Normale"/>
+    <w:next w:val="Normale"/>
     <w:qFormat/>
     <w:pPr>
       <w:keepNext/>
@@ -2239,10 +2302,10 @@
       <w:bCs/>
     </w:rPr>
   </w:style>
-  <w:style w:type="paragraph" w:styleId="Heading3">
+  <w:style w:type="paragraph" w:styleId="Titolo3">
     <w:name w:val="heading 3"/>
-    <w:basedOn w:val="Normal"/>
-    <w:next w:val="Normal"/>
+    <w:basedOn w:val="Normale"/>
+    <w:next w:val="Normale"/>
     <w:qFormat/>
     <w:pPr>
       <w:keepNext/>
@@ -2261,10 +2324,10 @@
       <w:szCs w:val="26"/>
     </w:rPr>
   </w:style>
-  <w:style w:type="paragraph" w:styleId="Heading4">
+  <w:style w:type="paragraph" w:styleId="Titolo4">
     <w:name w:val="heading 4"/>
-    <w:basedOn w:val="Normal"/>
-    <w:next w:val="Normal"/>
+    <w:basedOn w:val="Normale"/>
+    <w:next w:val="Normale"/>
     <w:qFormat/>
     <w:pPr>
       <w:keepNext/>
@@ -2282,10 +2345,10 @@
       <w:szCs w:val="28"/>
     </w:rPr>
   </w:style>
-  <w:style w:type="paragraph" w:styleId="Heading5">
+  <w:style w:type="paragraph" w:styleId="Titolo5">
     <w:name w:val="heading 5"/>
-    <w:basedOn w:val="Normal"/>
-    <w:next w:val="Normal"/>
+    <w:basedOn w:val="Normale"/>
+    <w:next w:val="Normale"/>
     <w:qFormat/>
     <w:pPr>
       <w:numPr>
@@ -2304,10 +2367,10 @@
       <w:szCs w:val="26"/>
     </w:rPr>
   </w:style>
-  <w:style w:type="paragraph" w:styleId="Heading6">
+  <w:style w:type="paragraph" w:styleId="Titolo6">
     <w:name w:val="heading 6"/>
-    <w:basedOn w:val="Normal"/>
-    <w:next w:val="Normal"/>
+    <w:basedOn w:val="Normale"/>
+    <w:next w:val="Normale"/>
     <w:qFormat/>
     <w:pPr>
       <w:numPr>
@@ -2324,10 +2387,10 @@
       <w:szCs w:val="22"/>
     </w:rPr>
   </w:style>
-  <w:style w:type="paragraph" w:styleId="Heading7">
+  <w:style w:type="paragraph" w:styleId="Titolo7">
     <w:name w:val="heading 7"/>
-    <w:basedOn w:val="Normal"/>
-    <w:next w:val="Normal"/>
+    <w:basedOn w:val="Normale"/>
+    <w:next w:val="Normale"/>
     <w:qFormat/>
     <w:pPr>
       <w:numPr>
@@ -2338,10 +2401,10 @@
       <w:outlineLvl w:val="6"/>
     </w:pPr>
   </w:style>
-  <w:style w:type="paragraph" w:styleId="Heading8">
+  <w:style w:type="paragraph" w:styleId="Titolo8">
     <w:name w:val="heading 8"/>
-    <w:basedOn w:val="Normal"/>
-    <w:next w:val="Normal"/>
+    <w:basedOn w:val="Normale"/>
+    <w:next w:val="Normale"/>
     <w:qFormat/>
     <w:pPr>
       <w:numPr>
@@ -2356,10 +2419,10 @@
       <w:iCs/>
     </w:rPr>
   </w:style>
-  <w:style w:type="paragraph" w:styleId="Heading9">
+  <w:style w:type="paragraph" w:styleId="Titolo9">
     <w:name w:val="heading 9"/>
-    <w:basedOn w:val="Normal"/>
-    <w:next w:val="Normal"/>
+    <w:basedOn w:val="Normale"/>
+    <w:next w:val="Normale"/>
     <w:qFormat/>
     <w:pPr>
       <w:numPr>
@@ -2375,13 +2438,13 @@
       <w:szCs w:val="22"/>
     </w:rPr>
   </w:style>
-  <w:style w:type="character" w:default="1" w:styleId="DefaultParagraphFont">
+  <w:style w:type="character" w:default="1" w:styleId="Carpredefinitoparagrafo">
     <w:name w:val="Default Paragraph Font"/>
     <w:uiPriority w:val="1"/>
     <w:semiHidden/>
     <w:unhideWhenUsed/>
   </w:style>
-  <w:style w:type="table" w:default="1" w:styleId="TableNormal">
+  <w:style w:type="table" w:default="1" w:styleId="Tabellanormale">
     <w:name w:val="Normal Table"/>
     <w:uiPriority w:val="99"/>
     <w:semiHidden/>
@@ -2396,7 +2459,7 @@
       </w:tblCellMar>
     </w:tblPr>
   </w:style>
-  <w:style w:type="numbering" w:default="1" w:styleId="NoList">
+  <w:style w:type="numbering" w:default="1" w:styleId="Nessunelenco">
     <w:name w:val="No List"/>
     <w:uiPriority w:val="99"/>
     <w:semiHidden/>
@@ -2664,7 +2727,7 @@
   <w:style w:type="character" w:customStyle="1" w:styleId="Carpredefinitoparagrafo1">
     <w:name w:val="Car. predefinito paragrafo1"/>
   </w:style>
-  <w:style w:type="character" w:styleId="Hyperlink">
+  <w:style w:type="character" w:styleId="Collegamentoipertestuale">
     <w:name w:val="Hyperlink"/>
     <w:rPr>
       <w:color w:val="0000FF"/>
@@ -2711,10 +2774,10 @@
       <w:szCs w:val="18"/>
     </w:rPr>
   </w:style>
-  <w:style w:type="paragraph" w:customStyle="1" w:styleId="Titolo2">
+  <w:style w:type="paragraph" w:customStyle="1" w:styleId="Titolo20">
     <w:name w:val="Titolo2"/>
-    <w:basedOn w:val="Normal"/>
-    <w:next w:val="BodyText"/>
+    <w:basedOn w:val="Normale"/>
+    <w:next w:val="Corpotesto"/>
     <w:pPr>
       <w:keepNext/>
       <w:spacing w:before="240" w:after="120"/>
@@ -2725,23 +2788,23 @@
       <w:szCs w:val="28"/>
     </w:rPr>
   </w:style>
-  <w:style w:type="paragraph" w:styleId="BodyText">
+  <w:style w:type="paragraph" w:styleId="Corpotesto">
     <w:name w:val="Body Text"/>
-    <w:basedOn w:val="Normal"/>
+    <w:basedOn w:val="Normale"/>
     <w:pPr>
       <w:jc w:val="both"/>
     </w:pPr>
   </w:style>
-  <w:style w:type="paragraph" w:styleId="List">
+  <w:style w:type="paragraph" w:styleId="Elenco">
     <w:name w:val="List"/>
-    <w:basedOn w:val="Normal"/>
+    <w:basedOn w:val="Normale"/>
     <w:pPr>
       <w:ind w:left="283" w:hanging="283"/>
     </w:pPr>
   </w:style>
-  <w:style w:type="paragraph" w:styleId="Caption">
+  <w:style w:type="paragraph" w:styleId="Didascalia">
     <w:name w:val="caption"/>
-    <w:basedOn w:val="Normal"/>
+    <w:basedOn w:val="Normale"/>
     <w:qFormat/>
     <w:pPr>
       <w:suppressLineNumbers/>
@@ -2755,7 +2818,7 @@
   </w:style>
   <w:style w:type="paragraph" w:customStyle="1" w:styleId="Indice">
     <w:name w:val="Indice"/>
-    <w:basedOn w:val="Normal"/>
+    <w:basedOn w:val="Normale"/>
     <w:pPr>
       <w:suppressLineNumbers/>
     </w:pPr>
@@ -2765,7 +2828,7 @@
   </w:style>
   <w:style w:type="paragraph" w:customStyle="1" w:styleId="caption1">
     <w:name w:val="caption1"/>
-    <w:basedOn w:val="Normal"/>
+    <w:basedOn w:val="Normale"/>
     <w:pPr>
       <w:suppressLineNumbers/>
       <w:spacing w:before="120" w:after="120"/>
@@ -2778,8 +2841,8 @@
   </w:style>
   <w:style w:type="paragraph" w:customStyle="1" w:styleId="caption11">
     <w:name w:val="caption11"/>
-    <w:basedOn w:val="Normal"/>
-    <w:next w:val="Normal"/>
+    <w:basedOn w:val="Normale"/>
+    <w:next w:val="Normale"/>
     <w:pPr>
       <w:spacing w:before="120" w:after="120"/>
     </w:pPr>
@@ -2790,10 +2853,10 @@
       <w:szCs w:val="20"/>
     </w:rPr>
   </w:style>
-  <w:style w:type="paragraph" w:customStyle="1" w:styleId="Titolo1">
+  <w:style w:type="paragraph" w:customStyle="1" w:styleId="Titolo10">
     <w:name w:val="Titolo1"/>
-    <w:basedOn w:val="Normal"/>
-    <w:next w:val="BodyText"/>
+    <w:basedOn w:val="Normale"/>
+    <w:next w:val="Corpotesto"/>
     <w:pPr>
       <w:spacing w:before="240" w:after="60"/>
       <w:jc w:val="center"/>
@@ -2810,7 +2873,7 @@
   </w:style>
   <w:style w:type="paragraph" w:customStyle="1" w:styleId="Intestazioneepidipagina">
     <w:name w:val="Intestazione e piè di pagina"/>
-    <w:basedOn w:val="Normal"/>
+    <w:basedOn w:val="Normale"/>
     <w:pPr>
       <w:suppressLineNumbers/>
       <w:tabs>
@@ -2819,9 +2882,9 @@
       </w:tabs>
     </w:pPr>
   </w:style>
-  <w:style w:type="paragraph" w:styleId="Header">
+  <w:style w:type="paragraph" w:styleId="Intestazione">
     <w:name w:val="header"/>
-    <w:basedOn w:val="Normal"/>
+    <w:basedOn w:val="Normale"/>
     <w:pPr>
       <w:tabs>
         <w:tab w:val="center" w:pos="4819"/>
@@ -2829,9 +2892,9 @@
       </w:tabs>
     </w:pPr>
   </w:style>
-  <w:style w:type="paragraph" w:styleId="Footer">
+  <w:style w:type="paragraph" w:styleId="Pidipagina">
     <w:name w:val="footer"/>
-    <w:basedOn w:val="Normal"/>
+    <w:basedOn w:val="Normale"/>
     <w:pPr>
       <w:tabs>
         <w:tab w:val="center" w:pos="4819"/>
@@ -2839,9 +2902,9 @@
       </w:tabs>
     </w:pPr>
   </w:style>
-  <w:style w:type="paragraph" w:styleId="BodyTextIndent">
+  <w:style w:type="paragraph" w:styleId="Rientrocorpodeltesto">
     <w:name w:val="Body Text Indent"/>
-    <w:basedOn w:val="Normal"/>
+    <w:basedOn w:val="Normale"/>
     <w:pPr>
       <w:spacing w:line="360" w:lineRule="auto"/>
       <w:ind w:left="360"/>
@@ -2850,14 +2913,14 @@
   </w:style>
   <w:style w:type="paragraph" w:customStyle="1" w:styleId="Corpodeltesto21">
     <w:name w:val="Corpo del testo 21"/>
-    <w:basedOn w:val="Normal"/>
+    <w:basedOn w:val="Normale"/>
     <w:pPr>
       <w:spacing w:after="120" w:line="480" w:lineRule="auto"/>
     </w:pPr>
   </w:style>
   <w:style w:type="paragraph" w:customStyle="1" w:styleId="Corpodeltesto31">
     <w:name w:val="Corpo del testo 31"/>
-    <w:basedOn w:val="Normal"/>
+    <w:basedOn w:val="Normale"/>
     <w:pPr>
       <w:spacing w:after="120"/>
     </w:pPr>
@@ -2868,40 +2931,40 @@
   </w:style>
   <w:style w:type="paragraph" w:customStyle="1" w:styleId="Data1">
     <w:name w:val="Data1"/>
-    <w:basedOn w:val="Normal"/>
-    <w:next w:val="Normal"/>
+    <w:basedOn w:val="Normale"/>
+    <w:next w:val="Normale"/>
   </w:style>
   <w:style w:type="paragraph" w:customStyle="1" w:styleId="Puntoelenco22">
     <w:name w:val="Punto elenco 22"/>
-    <w:basedOn w:val="Normal"/>
+    <w:basedOn w:val="Normale"/>
     <w:pPr>
       <w:ind w:left="566" w:hanging="283"/>
     </w:pPr>
   </w:style>
   <w:style w:type="paragraph" w:customStyle="1" w:styleId="Puntoelenco32">
     <w:name w:val="Punto elenco 32"/>
-    <w:basedOn w:val="Normal"/>
+    <w:basedOn w:val="Normale"/>
     <w:pPr>
       <w:ind w:left="849" w:hanging="283"/>
     </w:pPr>
   </w:style>
   <w:style w:type="paragraph" w:customStyle="1" w:styleId="Puntoelenco42">
     <w:name w:val="Punto elenco 42"/>
-    <w:basedOn w:val="Normal"/>
+    <w:basedOn w:val="Normale"/>
     <w:pPr>
       <w:ind w:left="1132" w:hanging="283"/>
     </w:pPr>
   </w:style>
   <w:style w:type="paragraph" w:customStyle="1" w:styleId="Puntoelenco52">
     <w:name w:val="Punto elenco 52"/>
-    <w:basedOn w:val="Normal"/>
+    <w:basedOn w:val="Normale"/>
     <w:pPr>
       <w:ind w:left="1415" w:hanging="283"/>
     </w:pPr>
   </w:style>
   <w:style w:type="paragraph" w:customStyle="1" w:styleId="Elencocontinua1">
     <w:name w:val="Elenco continua1"/>
-    <w:basedOn w:val="Normal"/>
+    <w:basedOn w:val="Normale"/>
     <w:pPr>
       <w:spacing w:after="120"/>
       <w:ind w:left="283"/>
@@ -2909,7 +2972,7 @@
   </w:style>
   <w:style w:type="paragraph" w:customStyle="1" w:styleId="Elencocontinua21">
     <w:name w:val="Elenco continua 21"/>
-    <w:basedOn w:val="Normal"/>
+    <w:basedOn w:val="Normale"/>
     <w:pPr>
       <w:spacing w:after="120"/>
       <w:ind w:left="566"/>
@@ -2917,7 +2980,7 @@
   </w:style>
   <w:style w:type="paragraph" w:customStyle="1" w:styleId="Elencocontinua31">
     <w:name w:val="Elenco continua 31"/>
-    <w:basedOn w:val="Normal"/>
+    <w:basedOn w:val="Normale"/>
     <w:pPr>
       <w:spacing w:after="120"/>
       <w:ind w:left="849"/>
@@ -2925,7 +2988,7 @@
   </w:style>
   <w:style w:type="paragraph" w:customStyle="1" w:styleId="Elencocontinua41">
     <w:name w:val="Elenco continua 41"/>
-    <w:basedOn w:val="Normal"/>
+    <w:basedOn w:val="Normale"/>
     <w:pPr>
       <w:spacing w:after="120"/>
       <w:ind w:left="1132"/>
@@ -2933,126 +2996,126 @@
   </w:style>
   <w:style w:type="paragraph" w:customStyle="1" w:styleId="Elencocontinua51">
     <w:name w:val="Elenco continua 51"/>
-    <w:basedOn w:val="Normal"/>
+    <w:basedOn w:val="Normale"/>
     <w:pPr>
       <w:spacing w:after="120"/>
       <w:ind w:left="1415"/>
     </w:pPr>
   </w:style>
-  <w:style w:type="paragraph" w:styleId="Signature">
+  <w:style w:type="paragraph" w:styleId="Firma">
     <w:name w:val="Signature"/>
-    <w:basedOn w:val="Normal"/>
+    <w:basedOn w:val="Normale"/>
     <w:pPr>
       <w:ind w:left="4252"/>
     </w:pPr>
   </w:style>
-  <w:style w:type="paragraph" w:styleId="E-mailSignature">
+  <w:style w:type="paragraph" w:styleId="Firmadipostaelettronica">
     <w:name w:val="E-mail Signature"/>
-    <w:basedOn w:val="Normal"/>
+    <w:basedOn w:val="Normale"/>
   </w:style>
   <w:style w:type="paragraph" w:customStyle="1" w:styleId="Formuladiapertura1">
     <w:name w:val="Formula di apertura1"/>
-    <w:basedOn w:val="Normal"/>
-    <w:next w:val="Normal"/>
+    <w:basedOn w:val="Normale"/>
+    <w:next w:val="Normale"/>
   </w:style>
   <w:style w:type="paragraph" w:customStyle="1" w:styleId="Formuladiapertura2">
     <w:name w:val="Formula di apertura2"/>
-    <w:basedOn w:val="Normal"/>
+    <w:basedOn w:val="Normale"/>
     <w:pPr>
       <w:ind w:left="4252"/>
     </w:pPr>
   </w:style>
-  <w:style w:type="paragraph" w:styleId="Index1">
+  <w:style w:type="paragraph" w:styleId="Indice1">
     <w:name w:val="index 1"/>
-    <w:basedOn w:val="Normal"/>
-    <w:next w:val="Normal"/>
+    <w:basedOn w:val="Normale"/>
+    <w:next w:val="Normale"/>
     <w:pPr>
       <w:ind w:left="240" w:hanging="240"/>
     </w:pPr>
   </w:style>
-  <w:style w:type="paragraph" w:styleId="Index2">
+  <w:style w:type="paragraph" w:styleId="Indice2">
     <w:name w:val="index 2"/>
-    <w:basedOn w:val="Normal"/>
-    <w:next w:val="Normal"/>
+    <w:basedOn w:val="Normale"/>
+    <w:next w:val="Normale"/>
     <w:pPr>
       <w:ind w:left="480" w:hanging="240"/>
     </w:pPr>
   </w:style>
-  <w:style w:type="paragraph" w:styleId="Index3">
+  <w:style w:type="paragraph" w:styleId="Indice3">
     <w:name w:val="index 3"/>
-    <w:basedOn w:val="Normal"/>
-    <w:next w:val="Normal"/>
+    <w:basedOn w:val="Normale"/>
+    <w:next w:val="Normale"/>
     <w:pPr>
       <w:ind w:left="720" w:hanging="240"/>
     </w:pPr>
   </w:style>
-  <w:style w:type="paragraph" w:styleId="TOC4">
+  <w:style w:type="paragraph" w:styleId="Sommario4">
     <w:name w:val="toc 4"/>
-    <w:basedOn w:val="Normal"/>
-    <w:next w:val="Normal"/>
+    <w:basedOn w:val="Normale"/>
+    <w:next w:val="Normale"/>
     <w:pPr>
       <w:ind w:left="960" w:hanging="240"/>
     </w:pPr>
   </w:style>
-  <w:style w:type="paragraph" w:styleId="TOC5">
+  <w:style w:type="paragraph" w:styleId="Sommario5">
     <w:name w:val="toc 5"/>
-    <w:basedOn w:val="Normal"/>
-    <w:next w:val="Normal"/>
+    <w:basedOn w:val="Normale"/>
+    <w:next w:val="Normale"/>
     <w:pPr>
       <w:ind w:left="1200" w:hanging="240"/>
     </w:pPr>
   </w:style>
-  <w:style w:type="paragraph" w:styleId="TOC6">
+  <w:style w:type="paragraph" w:styleId="Sommario6">
     <w:name w:val="toc 6"/>
-    <w:basedOn w:val="Normal"/>
-    <w:next w:val="Normal"/>
+    <w:basedOn w:val="Normale"/>
+    <w:next w:val="Normale"/>
     <w:pPr>
       <w:ind w:left="1440" w:hanging="240"/>
     </w:pPr>
   </w:style>
-  <w:style w:type="paragraph" w:styleId="TOC7">
+  <w:style w:type="paragraph" w:styleId="Sommario7">
     <w:name w:val="toc 7"/>
-    <w:basedOn w:val="Normal"/>
-    <w:next w:val="Normal"/>
+    <w:basedOn w:val="Normale"/>
+    <w:next w:val="Normale"/>
     <w:pPr>
       <w:ind w:left="1680" w:hanging="240"/>
     </w:pPr>
   </w:style>
-  <w:style w:type="paragraph" w:styleId="TOC8">
+  <w:style w:type="paragraph" w:styleId="Sommario8">
     <w:name w:val="toc 8"/>
-    <w:basedOn w:val="Normal"/>
-    <w:next w:val="Normal"/>
+    <w:basedOn w:val="Normale"/>
+    <w:next w:val="Normale"/>
     <w:pPr>
       <w:ind w:left="1920" w:hanging="240"/>
     </w:pPr>
   </w:style>
-  <w:style w:type="paragraph" w:styleId="TOC9">
+  <w:style w:type="paragraph" w:styleId="Sommario9">
     <w:name w:val="toc 9"/>
-    <w:basedOn w:val="Normal"/>
-    <w:next w:val="Normal"/>
+    <w:basedOn w:val="Normale"/>
+    <w:next w:val="Normale"/>
     <w:pPr>
       <w:ind w:left="2160" w:hanging="240"/>
     </w:pPr>
   </w:style>
   <w:style w:type="paragraph" w:customStyle="1" w:styleId="Indicedellefigure1">
     <w:name w:val="Indice delle figure1"/>
-    <w:basedOn w:val="Normal"/>
-    <w:next w:val="Normal"/>
+    <w:basedOn w:val="Normale"/>
+    <w:next w:val="Normale"/>
     <w:pPr>
       <w:ind w:left="480" w:hanging="480"/>
     </w:pPr>
   </w:style>
   <w:style w:type="paragraph" w:customStyle="1" w:styleId="Indicefonti1">
     <w:name w:val="Indice fonti1"/>
-    <w:basedOn w:val="Normal"/>
-    <w:next w:val="Normal"/>
+    <w:basedOn w:val="Normale"/>
+    <w:next w:val="Normale"/>
     <w:pPr>
       <w:ind w:left="240" w:hanging="240"/>
     </w:pPr>
   </w:style>
-  <w:style w:type="paragraph" w:styleId="EnvelopeAddress">
+  <w:style w:type="paragraph" w:styleId="Indirizzodestinatario">
     <w:name w:val="envelope address"/>
-    <w:basedOn w:val="Normal"/>
+    <w:basedOn w:val="Normale"/>
     <w:pPr>
       <w:ind w:left="2880"/>
     </w:pPr>
@@ -3060,17 +3123,17 @@
       <w:rFonts w:ascii="Arial" w:hAnsi="Arial" w:cs="Arial"/>
     </w:rPr>
   </w:style>
-  <w:style w:type="paragraph" w:styleId="HTMLAddress">
+  <w:style w:type="paragraph" w:styleId="IndirizzoHTML">
     <w:name w:val="HTML Address"/>
-    <w:basedOn w:val="Normal"/>
+    <w:basedOn w:val="Normale"/>
     <w:rPr>
       <w:i/>
       <w:iCs/>
     </w:rPr>
   </w:style>
-  <w:style w:type="paragraph" w:styleId="EnvelopeReturn">
+  <w:style w:type="paragraph" w:styleId="Indirizzomittente">
     <w:name w:val="envelope return"/>
-    <w:basedOn w:val="Normal"/>
+    <w:basedOn w:val="Normale"/>
     <w:rPr>
       <w:rFonts w:ascii="Arial" w:hAnsi="Arial" w:cs="Arial"/>
       <w:sz w:val="20"/>
@@ -3079,7 +3142,7 @@
   </w:style>
   <w:style w:type="paragraph" w:customStyle="1" w:styleId="Intestazionemessaggio1">
     <w:name w:val="Intestazione messaggio1"/>
-    <w:basedOn w:val="Normal"/>
+    <w:basedOn w:val="Normale"/>
     <w:pPr>
       <w:pBdr>
         <w:top w:val="single" w:sz="6" w:space="1" w:color="000000"/>
@@ -3096,12 +3159,12 @@
   </w:style>
   <w:style w:type="paragraph" w:customStyle="1" w:styleId="Intestazionenota1">
     <w:name w:val="Intestazione nota1"/>
-    <w:basedOn w:val="Normal"/>
-    <w:next w:val="Normal"/>
+    <w:basedOn w:val="Normale"/>
+    <w:next w:val="Normale"/>
   </w:style>
   <w:style w:type="paragraph" w:customStyle="1" w:styleId="Mappadocumento1">
     <w:name w:val="Mappa documento1"/>
-    <w:basedOn w:val="Normal"/>
+    <w:basedOn w:val="Normale"/>
     <w:pPr>
       <w:shd w:val="clear" w:color="auto" w:fill="000080"/>
     </w:pPr>
@@ -3109,13 +3172,13 @@
       <w:rFonts w:ascii="Tahoma" w:hAnsi="Tahoma" w:cs="Tahoma"/>
     </w:rPr>
   </w:style>
-  <w:style w:type="paragraph" w:styleId="NormalWeb">
+  <w:style w:type="paragraph" w:styleId="NormaleWeb">
     <w:name w:val="Normal (Web)"/>
-    <w:basedOn w:val="Normal"/>
+    <w:basedOn w:val="Normale"/>
   </w:style>
   <w:style w:type="paragraph" w:customStyle="1" w:styleId="Numeroelenco1">
     <w:name w:val="Numero elenco1"/>
-    <w:basedOn w:val="Normal"/>
+    <w:basedOn w:val="Normale"/>
     <w:pPr>
       <w:numPr>
         <w:numId w:val="10"/>
@@ -3124,7 +3187,7 @@
   </w:style>
   <w:style w:type="paragraph" w:customStyle="1" w:styleId="Numeroelenco21">
     <w:name w:val="Numero elenco 21"/>
-    <w:basedOn w:val="Normal"/>
+    <w:basedOn w:val="Normale"/>
     <w:pPr>
       <w:numPr>
         <w:numId w:val="5"/>
@@ -3133,7 +3196,7 @@
   </w:style>
   <w:style w:type="paragraph" w:customStyle="1" w:styleId="Numeroelenco31">
     <w:name w:val="Numero elenco 31"/>
-    <w:basedOn w:val="Normal"/>
+    <w:basedOn w:val="Normale"/>
     <w:pPr>
       <w:numPr>
         <w:numId w:val="4"/>
@@ -3142,7 +3205,7 @@
   </w:style>
   <w:style w:type="paragraph" w:customStyle="1" w:styleId="Numeroelenco41">
     <w:name w:val="Numero elenco 41"/>
-    <w:basedOn w:val="Normal"/>
+    <w:basedOn w:val="Normale"/>
     <w:pPr>
       <w:numPr>
         <w:numId w:val="3"/>
@@ -3151,16 +3214,16 @@
   </w:style>
   <w:style w:type="paragraph" w:customStyle="1" w:styleId="Numeroelenco51">
     <w:name w:val="Numero elenco 51"/>
-    <w:basedOn w:val="Normal"/>
+    <w:basedOn w:val="Normale"/>
     <w:pPr>
       <w:numPr>
         <w:numId w:val="2"/>
       </w:numPr>
     </w:pPr>
   </w:style>
-  <w:style w:type="paragraph" w:styleId="HTMLPreformatted">
+  <w:style w:type="paragraph" w:styleId="PreformattatoHTML">
     <w:name w:val="HTML Preformatted"/>
-    <w:basedOn w:val="Normal"/>
+    <w:basedOn w:val="Normale"/>
     <w:rPr>
       <w:rFonts w:ascii="Courier New" w:hAnsi="Courier New" w:cs="Courier New"/>
       <w:sz w:val="20"/>
@@ -3169,7 +3232,7 @@
   </w:style>
   <w:style w:type="paragraph" w:customStyle="1" w:styleId="Primorientrocorpodeltesto1">
     <w:name w:val="Primo rientro corpo del testo1"/>
-    <w:basedOn w:val="BodyText"/>
+    <w:basedOn w:val="Corpotesto"/>
     <w:pPr>
       <w:spacing w:after="120"/>
       <w:ind w:firstLine="210"/>
@@ -3178,7 +3241,7 @@
   </w:style>
   <w:style w:type="paragraph" w:customStyle="1" w:styleId="Primorientrocorpodeltesto21">
     <w:name w:val="Primo rientro corpo del testo 21"/>
-    <w:basedOn w:val="BodyTextIndent"/>
+    <w:basedOn w:val="Rientrocorpodeltesto"/>
     <w:pPr>
       <w:spacing w:after="120" w:line="240" w:lineRule="auto"/>
       <w:ind w:left="283" w:firstLine="210"/>
@@ -3187,7 +3250,7 @@
   </w:style>
   <w:style w:type="paragraph" w:customStyle="1" w:styleId="Puntoelenco1">
     <w:name w:val="Punto elenco1"/>
-    <w:basedOn w:val="Normal"/>
+    <w:basedOn w:val="Normale"/>
     <w:pPr>
       <w:numPr>
         <w:numId w:val="11"/>
@@ -3196,7 +3259,7 @@
   </w:style>
   <w:style w:type="paragraph" w:customStyle="1" w:styleId="Puntoelenco21">
     <w:name w:val="Punto elenco 21"/>
-    <w:basedOn w:val="Normal"/>
+    <w:basedOn w:val="Normale"/>
     <w:pPr>
       <w:numPr>
         <w:numId w:val="9"/>
@@ -3205,7 +3268,7 @@
   </w:style>
   <w:style w:type="paragraph" w:customStyle="1" w:styleId="Puntoelenco31">
     <w:name w:val="Punto elenco 31"/>
-    <w:basedOn w:val="Normal"/>
+    <w:basedOn w:val="Normale"/>
     <w:pPr>
       <w:numPr>
         <w:numId w:val="8"/>
@@ -3214,7 +3277,7 @@
   </w:style>
   <w:style w:type="paragraph" w:customStyle="1" w:styleId="Puntoelenco41">
     <w:name w:val="Punto elenco 41"/>
-    <w:basedOn w:val="Normal"/>
+    <w:basedOn w:val="Normale"/>
     <w:pPr>
       <w:numPr>
         <w:numId w:val="7"/>
@@ -3223,7 +3286,7 @@
   </w:style>
   <w:style w:type="paragraph" w:customStyle="1" w:styleId="Puntoelenco51">
     <w:name w:val="Punto elenco 51"/>
-    <w:basedOn w:val="Normal"/>
+    <w:basedOn w:val="Normale"/>
     <w:pPr>
       <w:numPr>
         <w:numId w:val="6"/>
@@ -3232,7 +3295,7 @@
   </w:style>
   <w:style w:type="paragraph" w:customStyle="1" w:styleId="Rientrocorpodeltesto21">
     <w:name w:val="Rientro corpo del testo 21"/>
-    <w:basedOn w:val="Normal"/>
+    <w:basedOn w:val="Normale"/>
     <w:pPr>
       <w:spacing w:after="120" w:line="480" w:lineRule="auto"/>
       <w:ind w:left="283"/>
@@ -3240,7 +3303,7 @@
   </w:style>
   <w:style w:type="paragraph" w:customStyle="1" w:styleId="Rientrocorpodeltesto31">
     <w:name w:val="Rientro corpo del testo 31"/>
-    <w:basedOn w:val="Normal"/>
+    <w:basedOn w:val="Normale"/>
     <w:pPr>
       <w:spacing w:after="120"/>
       <w:ind w:left="283"/>
@@ -3252,84 +3315,84 @@
   </w:style>
   <w:style w:type="paragraph" w:customStyle="1" w:styleId="Rientronormale1">
     <w:name w:val="Rientro normale1"/>
-    <w:basedOn w:val="Normal"/>
+    <w:basedOn w:val="Normale"/>
     <w:pPr>
       <w:ind w:left="708"/>
     </w:pPr>
   </w:style>
-  <w:style w:type="paragraph" w:styleId="TOC1">
+  <w:style w:type="paragraph" w:styleId="Sommario1">
     <w:name w:val="toc 1"/>
-    <w:basedOn w:val="Normal"/>
-    <w:next w:val="Normal"/>
-  </w:style>
-  <w:style w:type="paragraph" w:styleId="TOC2">
+    <w:basedOn w:val="Normale"/>
+    <w:next w:val="Normale"/>
+  </w:style>
+  <w:style w:type="paragraph" w:styleId="Sommario2">
     <w:name w:val="toc 2"/>
-    <w:basedOn w:val="Normal"/>
-    <w:next w:val="Normal"/>
+    <w:basedOn w:val="Normale"/>
+    <w:next w:val="Normale"/>
     <w:pPr>
       <w:ind w:left="240"/>
     </w:pPr>
   </w:style>
-  <w:style w:type="paragraph" w:styleId="TOC3">
+  <w:style w:type="paragraph" w:styleId="Sommario3">
     <w:name w:val="toc 3"/>
-    <w:basedOn w:val="Normal"/>
-    <w:next w:val="Normal"/>
+    <w:basedOn w:val="Normale"/>
+    <w:next w:val="Normale"/>
     <w:pPr>
       <w:ind w:left="480"/>
     </w:pPr>
   </w:style>
   <w:style w:type="paragraph" w:customStyle="1" w:styleId="Sommario41">
     <w:name w:val="Sommario 41"/>
-    <w:basedOn w:val="Normal"/>
-    <w:next w:val="Normal"/>
+    <w:basedOn w:val="Normale"/>
+    <w:next w:val="Normale"/>
     <w:pPr>
       <w:ind w:left="720"/>
     </w:pPr>
   </w:style>
   <w:style w:type="paragraph" w:customStyle="1" w:styleId="Sommario51">
     <w:name w:val="Sommario 51"/>
-    <w:basedOn w:val="Normal"/>
-    <w:next w:val="Normal"/>
+    <w:basedOn w:val="Normale"/>
+    <w:next w:val="Normale"/>
     <w:pPr>
       <w:ind w:left="960"/>
     </w:pPr>
   </w:style>
   <w:style w:type="paragraph" w:customStyle="1" w:styleId="Sommario61">
     <w:name w:val="Sommario 61"/>
-    <w:basedOn w:val="Normal"/>
-    <w:next w:val="Normal"/>
+    <w:basedOn w:val="Normale"/>
+    <w:next w:val="Normale"/>
     <w:pPr>
       <w:ind w:left="1200"/>
     </w:pPr>
   </w:style>
   <w:style w:type="paragraph" w:customStyle="1" w:styleId="Sommario71">
     <w:name w:val="Sommario 71"/>
-    <w:basedOn w:val="Normal"/>
-    <w:next w:val="Normal"/>
+    <w:basedOn w:val="Normale"/>
+    <w:next w:val="Normale"/>
     <w:pPr>
       <w:ind w:left="1440"/>
     </w:pPr>
   </w:style>
   <w:style w:type="paragraph" w:customStyle="1" w:styleId="Sommario81">
     <w:name w:val="Sommario 81"/>
-    <w:basedOn w:val="Normal"/>
-    <w:next w:val="Normal"/>
+    <w:basedOn w:val="Normale"/>
+    <w:next w:val="Normale"/>
     <w:pPr>
       <w:ind w:left="1680"/>
     </w:pPr>
   </w:style>
   <w:style w:type="paragraph" w:customStyle="1" w:styleId="Sommario91">
     <w:name w:val="Sommario 91"/>
-    <w:basedOn w:val="Normal"/>
-    <w:next w:val="Normal"/>
+    <w:basedOn w:val="Normale"/>
+    <w:next w:val="Normale"/>
     <w:pPr>
       <w:ind w:left="1920"/>
     </w:pPr>
   </w:style>
-  <w:style w:type="paragraph" w:styleId="Subtitle">
+  <w:style w:type="paragraph" w:styleId="Sottotitolo">
     <w:name w:val="Subtitle"/>
-    <w:basedOn w:val="Normal"/>
-    <w:next w:val="BodyText"/>
+    <w:basedOn w:val="Normale"/>
+    <w:next w:val="Corpotesto"/>
     <w:qFormat/>
     <w:pPr>
       <w:spacing w:after="60"/>
@@ -3342,7 +3405,7 @@
   </w:style>
   <w:style w:type="paragraph" w:customStyle="1" w:styleId="Testocommento1">
     <w:name w:val="Testo commento1"/>
-    <w:basedOn w:val="Normal"/>
+    <w:basedOn w:val="Normale"/>
     <w:rPr>
       <w:sz w:val="20"/>
       <w:szCs w:val="20"/>
@@ -3350,7 +3413,7 @@
   </w:style>
   <w:style w:type="paragraph" w:customStyle="1" w:styleId="Testodelblocco1">
     <w:name w:val="Testo del blocco1"/>
-    <w:basedOn w:val="Normal"/>
+    <w:basedOn w:val="Normale"/>
     <w:pPr>
       <w:spacing w:after="120"/>
       <w:ind w:left="1440" w:right="1440"/>
@@ -3379,33 +3442,33 @@
   </w:style>
   <w:style w:type="paragraph" w:customStyle="1" w:styleId="Testonormale1">
     <w:name w:val="Testo normale1"/>
-    <w:basedOn w:val="Normal"/>
+    <w:basedOn w:val="Normale"/>
     <w:rPr>
       <w:rFonts w:ascii="Courier New" w:hAnsi="Courier New" w:cs="Courier New"/>
       <w:sz w:val="20"/>
       <w:szCs w:val="20"/>
     </w:rPr>
   </w:style>
-  <w:style w:type="paragraph" w:styleId="FootnoteText">
+  <w:style w:type="paragraph" w:styleId="Testonotaapidipagina">
     <w:name w:val="footnote text"/>
-    <w:basedOn w:val="Normal"/>
+    <w:basedOn w:val="Normale"/>
     <w:rPr>
       <w:sz w:val="20"/>
       <w:szCs w:val="20"/>
     </w:rPr>
   </w:style>
-  <w:style w:type="paragraph" w:styleId="EndnoteText">
+  <w:style w:type="paragraph" w:styleId="Testonotadichiusura">
     <w:name w:val="endnote text"/>
-    <w:basedOn w:val="Normal"/>
+    <w:basedOn w:val="Normale"/>
     <w:rPr>
       <w:sz w:val="20"/>
       <w:szCs w:val="20"/>
     </w:rPr>
   </w:style>
-  <w:style w:type="paragraph" w:styleId="IndexHeading">
+  <w:style w:type="paragraph" w:styleId="Titoloindice">
     <w:name w:val="index heading"/>
-    <w:basedOn w:val="Normal"/>
-    <w:next w:val="Index1"/>
+    <w:basedOn w:val="Normale"/>
+    <w:next w:val="Indice1"/>
     <w:rPr>
       <w:rFonts w:ascii="Arial" w:hAnsi="Arial" w:cs="Arial"/>
       <w:b/>
@@ -3414,8 +3477,8 @@
   </w:style>
   <w:style w:type="paragraph" w:customStyle="1" w:styleId="Titoloindicefonti1">
     <w:name w:val="Titolo indice fonti1"/>
-    <w:basedOn w:val="Normal"/>
-    <w:next w:val="Normal"/>
+    <w:basedOn w:val="Normale"/>
+    <w:next w:val="Normale"/>
     <w:pPr>
       <w:spacing w:before="120"/>
     </w:pPr>
@@ -3425,9 +3488,9 @@
       <w:bCs/>
     </w:rPr>
   </w:style>
-  <w:style w:type="paragraph" w:styleId="BalloonText">
+  <w:style w:type="paragraph" w:styleId="Testofumetto">
     <w:name w:val="Balloon Text"/>
-    <w:basedOn w:val="Normal"/>
+    <w:basedOn w:val="Normale"/>
     <w:rPr>
       <w:rFonts w:ascii="Tahoma" w:hAnsi="Tahoma" w:cs="Tahoma"/>
       <w:sz w:val="16"/>
@@ -3436,7 +3499,7 @@
   </w:style>
   <w:style w:type="paragraph" w:customStyle="1" w:styleId="Elencoacolori-Colore11">
     <w:name w:val="Elenco a colori - Colore 11"/>
-    <w:basedOn w:val="Normal"/>
+    <w:basedOn w:val="Normale"/>
     <w:pPr>
       <w:spacing w:after="200" w:line="276" w:lineRule="auto"/>
       <w:ind w:left="720"/>
@@ -3462,9 +3525,9 @@
       <w:lang w:val="it-IT" w:eastAsia="ja-JP"/>
     </w:rPr>
   </w:style>
-  <w:style w:type="paragraph" w:styleId="ListParagraph">
+  <w:style w:type="paragraph" w:styleId="Paragrafoelenco">
     <w:name w:val="List Paragraph"/>
-    <w:basedOn w:val="Normal"/>
+    <w:basedOn w:val="Normale"/>
     <w:qFormat/>
     <w:pPr>
       <w:widowControl w:val="0"/>
@@ -3479,7 +3542,7 @@
   </w:style>
   <w:style w:type="paragraph" w:customStyle="1" w:styleId="TableParagraph">
     <w:name w:val="Table Paragraph"/>
-    <w:basedOn w:val="Normal"/>
+    <w:basedOn w:val="Normale"/>
     <w:pPr>
       <w:widowControl w:val="0"/>
       <w:autoSpaceDE w:val="0"/>
@@ -3494,7 +3557,7 @@
   </w:style>
   <w:style w:type="paragraph" w:customStyle="1" w:styleId="Contenutotabella">
     <w:name w:val="Contenuto tabella"/>
-    <w:basedOn w:val="Normal"/>
+    <w:basedOn w:val="Normale"/>
     <w:pPr>
       <w:widowControl w:val="0"/>
       <w:suppressLineNumbers/>
@@ -3513,15 +3576,15 @@
   </w:style>
   <w:style w:type="paragraph" w:customStyle="1" w:styleId="Contenutocorniceuser">
     <w:name w:val="Contenuto cornice (user)"/>
-    <w:basedOn w:val="Normal"/>
+    <w:basedOn w:val="Normale"/>
   </w:style>
   <w:style w:type="paragraph" w:customStyle="1" w:styleId="Contenutocornice">
     <w:name w:val="Contenuto cornice"/>
-    <w:basedOn w:val="Normal"/>
+    <w:basedOn w:val="Normale"/>
   </w:style>
   <w:style w:type="paragraph" w:customStyle="1" w:styleId="Title1">
     <w:name w:val="Title1"/>
-    <w:basedOn w:val="Normal"/>
+    <w:basedOn w:val="Normale"/>
     <w:pPr>
       <w:spacing w:before="83"/>
       <w:ind w:right="2"/>
